--- a/templates/plananual/QUECHUA 1° A 5°/QUECHUA 5° - PROGRAMACIÓN ANUAL 2026.docx
+++ b/templates/plananual/QUECHUA 1° A 5°/QUECHUA 5° - PROGRAMACIÓN ANUAL 2026.docx
@@ -610,7 +610,25 @@
                 <w:sz w:val="20"/>
                 <w:szCs w:val="20"/>
               </w:rPr>
-              <w:t>{{dre}}</w:t>
+              <w:t>{{</w:t>
+            </w:r>
+            <w:proofErr w:type="spellStart"/>
+            <w:r>
+              <w:rPr>
+                <w:rFonts w:ascii="Arial Nova Cond" w:hAnsi="Arial Nova Cond" w:cs="Times New Roman"/>
+                <w:sz w:val="20"/>
+                <w:szCs w:val="20"/>
+              </w:rPr>
+              <w:t>dre</w:t>
+            </w:r>
+            <w:proofErr w:type="spellEnd"/>
+            <w:r>
+              <w:rPr>
+                <w:rFonts w:ascii="Arial Nova Cond" w:hAnsi="Arial Nova Cond" w:cs="Times New Roman"/>
+                <w:sz w:val="20"/>
+                <w:szCs w:val="20"/>
+              </w:rPr>
+              <w:t>}}</w:t>
             </w:r>
           </w:p>
         </w:tc>
@@ -656,7 +674,25 @@
                 <w:sz w:val="20"/>
                 <w:szCs w:val="20"/>
               </w:rPr>
-              <w:t>{{area}}</w:t>
+              <w:t>{{</w:t>
+            </w:r>
+            <w:proofErr w:type="spellStart"/>
+            <w:r>
+              <w:rPr>
+                <w:rFonts w:ascii="Arial Nova Cond" w:hAnsi="Arial Nova Cond" w:cs="Times New Roman"/>
+                <w:sz w:val="20"/>
+                <w:szCs w:val="20"/>
+              </w:rPr>
+              <w:t>area</w:t>
+            </w:r>
+            <w:proofErr w:type="spellEnd"/>
+            <w:r>
+              <w:rPr>
+                <w:rFonts w:ascii="Arial Nova Cond" w:hAnsi="Arial Nova Cond" w:cs="Times New Roman"/>
+                <w:sz w:val="20"/>
+                <w:szCs w:val="20"/>
+              </w:rPr>
+              <w:t>}}</w:t>
             </w:r>
           </w:p>
         </w:tc>
@@ -773,7 +809,25 @@
                 <w:sz w:val="20"/>
                 <w:szCs w:val="20"/>
               </w:rPr>
-              <w:t>{{ugel}}</w:t>
+              <w:t>{{</w:t>
+            </w:r>
+            <w:proofErr w:type="spellStart"/>
+            <w:r>
+              <w:rPr>
+                <w:rFonts w:ascii="Arial Nova Cond" w:hAnsi="Arial Nova Cond" w:cs="Times New Roman"/>
+                <w:sz w:val="20"/>
+                <w:szCs w:val="20"/>
+              </w:rPr>
+              <w:t>ugel</w:t>
+            </w:r>
+            <w:proofErr w:type="spellEnd"/>
+            <w:r>
+              <w:rPr>
+                <w:rFonts w:ascii="Arial Nova Cond" w:hAnsi="Arial Nova Cond" w:cs="Times New Roman"/>
+                <w:sz w:val="20"/>
+                <w:szCs w:val="20"/>
+              </w:rPr>
+              <w:t>}}</w:t>
             </w:r>
           </w:p>
         </w:tc>
@@ -796,7 +850,25 @@
                 <w:sz w:val="20"/>
                 <w:szCs w:val="20"/>
               </w:rPr>
-              <w:t>{{cordinador}}</w:t>
+              <w:t>{{</w:t>
+            </w:r>
+            <w:proofErr w:type="spellStart"/>
+            <w:r>
+              <w:rPr>
+                <w:rFonts w:ascii="Arial Nova Cond" w:hAnsi="Arial Nova Cond" w:cs="Times New Roman"/>
+                <w:sz w:val="20"/>
+                <w:szCs w:val="20"/>
+              </w:rPr>
+              <w:t>cordinador</w:t>
+            </w:r>
+            <w:proofErr w:type="spellEnd"/>
+            <w:r>
+              <w:rPr>
+                <w:rFonts w:ascii="Arial Nova Cond" w:hAnsi="Arial Nova Cond" w:cs="Times New Roman"/>
+                <w:sz w:val="20"/>
+                <w:szCs w:val="20"/>
+              </w:rPr>
+              <w:t>}}</w:t>
             </w:r>
           </w:p>
         </w:tc>
@@ -938,7 +1010,25 @@
                 <w:sz w:val="20"/>
                 <w:szCs w:val="20"/>
               </w:rPr>
-              <w:t>{{institucioneducativa}}</w:t>
+              <w:t>{{</w:t>
+            </w:r>
+            <w:proofErr w:type="spellStart"/>
+            <w:r>
+              <w:rPr>
+                <w:rFonts w:ascii="Arial Nova Cond" w:hAnsi="Arial Nova Cond" w:cs="Times New Roman"/>
+                <w:sz w:val="20"/>
+                <w:szCs w:val="20"/>
+              </w:rPr>
+              <w:t>institucioneducativa</w:t>
+            </w:r>
+            <w:proofErr w:type="spellEnd"/>
+            <w:r>
+              <w:rPr>
+                <w:rFonts w:ascii="Arial Nova Cond" w:hAnsi="Arial Nova Cond" w:cs="Times New Roman"/>
+                <w:sz w:val="20"/>
+                <w:szCs w:val="20"/>
+              </w:rPr>
+              <w:t>}}</w:t>
             </w:r>
           </w:p>
         </w:tc>
@@ -4409,16 +4499,29 @@
                 <w:szCs w:val="20"/>
               </w:rPr>
             </w:pPr>
-            <w:r>
-              <w:rPr>
-                <w:rFonts w:ascii="Arial Nova Cond Light" w:hAnsi="Arial Nova Cond Light" w:cs="Times New Roman"/>
-                <w:b/>
-                <w:bCs/>
-                <w:color w:val="000000" w:themeColor="text1"/>
-                <w:sz w:val="20"/>
-                <w:szCs w:val="20"/>
-              </w:rPr>
-              <w:t>N° DE SEMANAS LECTIVAS</w:t>
+            <w:proofErr w:type="spellStart"/>
+            <w:r>
+              <w:rPr>
+                <w:rFonts w:ascii="Arial Nova Cond Light" w:hAnsi="Arial Nova Cond Light" w:cs="Times New Roman"/>
+                <w:b/>
+                <w:bCs/>
+                <w:color w:val="000000" w:themeColor="text1"/>
+                <w:sz w:val="20"/>
+                <w:szCs w:val="20"/>
+              </w:rPr>
+              <w:t>N°</w:t>
+            </w:r>
+            <w:proofErr w:type="spellEnd"/>
+            <w:r>
+              <w:rPr>
+                <w:rFonts w:ascii="Arial Nova Cond Light" w:hAnsi="Arial Nova Cond Light" w:cs="Times New Roman"/>
+                <w:b/>
+                <w:bCs/>
+                <w:color w:val="000000" w:themeColor="text1"/>
+                <w:sz w:val="20"/>
+                <w:szCs w:val="20"/>
+              </w:rPr>
+              <w:t xml:space="preserve"> DE SEMANAS LECTIVAS</w:t>
             </w:r>
           </w:p>
         </w:tc>
@@ -4443,16 +4546,29 @@
                 <w:szCs w:val="20"/>
               </w:rPr>
             </w:pPr>
-            <w:r>
-              <w:rPr>
-                <w:rFonts w:ascii="Arial Nova Cond Light" w:hAnsi="Arial Nova Cond Light" w:cs="Times New Roman"/>
-                <w:b/>
-                <w:bCs/>
-                <w:color w:val="000000" w:themeColor="text1"/>
-                <w:sz w:val="20"/>
-                <w:szCs w:val="20"/>
-              </w:rPr>
-              <w:t>N° UNIDADES</w:t>
+            <w:proofErr w:type="spellStart"/>
+            <w:r>
+              <w:rPr>
+                <w:rFonts w:ascii="Arial Nova Cond Light" w:hAnsi="Arial Nova Cond Light" w:cs="Times New Roman"/>
+                <w:b/>
+                <w:bCs/>
+                <w:color w:val="000000" w:themeColor="text1"/>
+                <w:sz w:val="20"/>
+                <w:szCs w:val="20"/>
+              </w:rPr>
+              <w:t>N°</w:t>
+            </w:r>
+            <w:proofErr w:type="spellEnd"/>
+            <w:r>
+              <w:rPr>
+                <w:rFonts w:ascii="Arial Nova Cond Light" w:hAnsi="Arial Nova Cond Light" w:cs="Times New Roman"/>
+                <w:b/>
+                <w:bCs/>
+                <w:color w:val="000000" w:themeColor="text1"/>
+                <w:sz w:val="20"/>
+                <w:szCs w:val="20"/>
+              </w:rPr>
+              <w:t xml:space="preserve"> UNIDADES</w:t>
             </w:r>
           </w:p>
         </w:tc>
@@ -11758,6 +11874,7 @@
                 <w:szCs w:val="20"/>
               </w:rPr>
             </w:pPr>
+            <w:bookmarkStart w:id="1" w:name="_Hlk227075175"/>
             <w:r>
               <w:rPr>
                 <w:rFonts w:ascii="Arial Nova Cond" w:hAnsi="Arial Nova Cond" w:cs="Times New Roman"/>
@@ -12034,7 +12151,6 @@
           <w:tcPr>
             <w:tcW w:w="875" w:type="dxa"/>
             <w:vMerge w:val="restart"/>
-            <w:shd w:val="clear" w:color="auto" w:fill="auto"/>
             <w:vAlign w:val="center"/>
           </w:tcPr>
           <w:p>
@@ -12145,7 +12261,6 @@
         <w:tc>
           <w:tcPr>
             <w:tcW w:w="6169" w:type="dxa"/>
-            <w:shd w:val="clear" w:color="auto" w:fill="auto"/>
             <w:vAlign w:val="center"/>
           </w:tcPr>
           <w:p>
@@ -12180,7 +12295,6 @@
         <w:tc>
           <w:tcPr>
             <w:tcW w:w="2015" w:type="dxa"/>
-            <w:shd w:val="clear" w:color="auto" w:fill="auto"/>
             <w:vAlign w:val="center"/>
           </w:tcPr>
           <w:p>
@@ -12219,7 +12333,7 @@
               <w:autoSpaceDE w:val="0"/>
               <w:autoSpaceDN w:val="0"/>
               <w:adjustRightInd w:val="0"/>
-              <w:jc w:val="center"/>
+              <w:jc w:val="both"/>
               <w:rPr>
                 <w:rFonts w:ascii="Arial Nova Cond" w:hAnsi="Arial Nova Cond" w:cs="Arial"/>
                 <w:color w:val="000000"/>
@@ -12243,7 +12357,6 @@
         <w:tc>
           <w:tcPr>
             <w:tcW w:w="1337" w:type="dxa"/>
-            <w:shd w:val="clear" w:color="auto" w:fill="auto"/>
             <w:vAlign w:val="center"/>
           </w:tcPr>
           <w:p>
@@ -12282,7 +12395,6 @@
           <w:tcPr>
             <w:tcW w:w="875" w:type="dxa"/>
             <w:vMerge/>
-            <w:shd w:val="clear" w:color="auto" w:fill="auto"/>
             <w:vAlign w:val="center"/>
           </w:tcPr>
           <w:p>
@@ -12374,7 +12486,6 @@
         <w:tc>
           <w:tcPr>
             <w:tcW w:w="6169" w:type="dxa"/>
-            <w:shd w:val="clear" w:color="auto" w:fill="auto"/>
             <w:vAlign w:val="center"/>
           </w:tcPr>
           <w:p>
@@ -12409,7 +12520,6 @@
         <w:tc>
           <w:tcPr>
             <w:tcW w:w="2015" w:type="dxa"/>
-            <w:shd w:val="clear" w:color="auto" w:fill="auto"/>
             <w:vAlign w:val="center"/>
           </w:tcPr>
           <w:p>
@@ -12448,7 +12558,7 @@
               <w:autoSpaceDE w:val="0"/>
               <w:autoSpaceDN w:val="0"/>
               <w:adjustRightInd w:val="0"/>
-              <w:jc w:val="center"/>
+              <w:jc w:val="both"/>
               <w:rPr>
                 <w:rFonts w:ascii="Arial Nova Cond" w:hAnsi="Arial Nova Cond" w:cs="Arial"/>
                 <w:color w:val="000000"/>
@@ -12472,7 +12582,6 @@
         <w:tc>
           <w:tcPr>
             <w:tcW w:w="1337" w:type="dxa"/>
-            <w:shd w:val="clear" w:color="auto" w:fill="auto"/>
             <w:vAlign w:val="center"/>
           </w:tcPr>
           <w:p>
@@ -12511,7 +12620,6 @@
           <w:tcPr>
             <w:tcW w:w="875" w:type="dxa"/>
             <w:vMerge/>
-            <w:shd w:val="clear" w:color="auto" w:fill="auto"/>
             <w:vAlign w:val="center"/>
           </w:tcPr>
           <w:p>
@@ -12603,7 +12711,6 @@
         <w:tc>
           <w:tcPr>
             <w:tcW w:w="6169" w:type="dxa"/>
-            <w:shd w:val="clear" w:color="auto" w:fill="auto"/>
             <w:vAlign w:val="center"/>
           </w:tcPr>
           <w:p>
@@ -12638,7 +12745,6 @@
         <w:tc>
           <w:tcPr>
             <w:tcW w:w="2015" w:type="dxa"/>
-            <w:shd w:val="clear" w:color="auto" w:fill="auto"/>
             <w:vAlign w:val="center"/>
           </w:tcPr>
           <w:p>
@@ -12677,7 +12783,7 @@
               <w:autoSpaceDE w:val="0"/>
               <w:autoSpaceDN w:val="0"/>
               <w:adjustRightInd w:val="0"/>
-              <w:jc w:val="center"/>
+              <w:jc w:val="both"/>
               <w:rPr>
                 <w:rFonts w:ascii="Arial Nova Cond" w:hAnsi="Arial Nova Cond" w:cs="Arial"/>
                 <w:color w:val="000000"/>
@@ -12701,7 +12807,6 @@
         <w:tc>
           <w:tcPr>
             <w:tcW w:w="1337" w:type="dxa"/>
-            <w:shd w:val="clear" w:color="auto" w:fill="auto"/>
             <w:vAlign w:val="center"/>
           </w:tcPr>
           <w:p>
@@ -12740,7 +12845,6 @@
           <w:tcPr>
             <w:tcW w:w="875" w:type="dxa"/>
             <w:vMerge w:val="restart"/>
-            <w:shd w:val="clear" w:color="auto" w:fill="auto"/>
             <w:vAlign w:val="center"/>
           </w:tcPr>
           <w:p>
@@ -12843,7 +12947,6 @@
         <w:tc>
           <w:tcPr>
             <w:tcW w:w="6169" w:type="dxa"/>
-            <w:shd w:val="clear" w:color="auto" w:fill="auto"/>
             <w:vAlign w:val="center"/>
           </w:tcPr>
           <w:p>
@@ -12879,7 +12982,6 @@
         <w:tc>
           <w:tcPr>
             <w:tcW w:w="2015" w:type="dxa"/>
-            <w:shd w:val="clear" w:color="auto" w:fill="auto"/>
             <w:vAlign w:val="center"/>
           </w:tcPr>
           <w:p>
@@ -12918,7 +13020,7 @@
               <w:autoSpaceDE w:val="0"/>
               <w:autoSpaceDN w:val="0"/>
               <w:adjustRightInd w:val="0"/>
-              <w:jc w:val="center"/>
+              <w:jc w:val="both"/>
               <w:rPr>
                 <w:rFonts w:ascii="Arial Nova Cond" w:hAnsi="Arial Nova Cond" w:cs="Arial"/>
                 <w:color w:val="000000"/>
@@ -12942,7 +13044,6 @@
         <w:tc>
           <w:tcPr>
             <w:tcW w:w="1337" w:type="dxa"/>
-            <w:shd w:val="clear" w:color="auto" w:fill="auto"/>
             <w:vAlign w:val="center"/>
           </w:tcPr>
           <w:p>
@@ -12981,7 +13082,6 @@
           <w:tcPr>
             <w:tcW w:w="875" w:type="dxa"/>
             <w:vMerge/>
-            <w:shd w:val="clear" w:color="auto" w:fill="auto"/>
             <w:vAlign w:val="center"/>
           </w:tcPr>
           <w:p>
@@ -13073,7 +13173,6 @@
         <w:tc>
           <w:tcPr>
             <w:tcW w:w="6169" w:type="dxa"/>
-            <w:shd w:val="clear" w:color="auto" w:fill="auto"/>
             <w:vAlign w:val="center"/>
           </w:tcPr>
           <w:p>
@@ -13109,7 +13208,6 @@
         <w:tc>
           <w:tcPr>
             <w:tcW w:w="2015" w:type="dxa"/>
-            <w:shd w:val="clear" w:color="auto" w:fill="auto"/>
             <w:vAlign w:val="center"/>
           </w:tcPr>
           <w:p>
@@ -13148,7 +13246,7 @@
               <w:autoSpaceDE w:val="0"/>
               <w:autoSpaceDN w:val="0"/>
               <w:adjustRightInd w:val="0"/>
-              <w:jc w:val="center"/>
+              <w:jc w:val="both"/>
               <w:rPr>
                 <w:rFonts w:ascii="Arial Nova Cond" w:hAnsi="Arial Nova Cond" w:cs="Arial"/>
                 <w:color w:val="000000"/>
@@ -13172,7 +13270,6 @@
         <w:tc>
           <w:tcPr>
             <w:tcW w:w="1337" w:type="dxa"/>
-            <w:shd w:val="clear" w:color="auto" w:fill="auto"/>
             <w:vAlign w:val="center"/>
           </w:tcPr>
           <w:p>
@@ -13211,7 +13308,6 @@
           <w:tcPr>
             <w:tcW w:w="875" w:type="dxa"/>
             <w:vMerge w:val="restart"/>
-            <w:shd w:val="clear" w:color="auto" w:fill="auto"/>
             <w:vAlign w:val="center"/>
           </w:tcPr>
           <w:p>
@@ -13315,7 +13411,6 @@
         <w:tc>
           <w:tcPr>
             <w:tcW w:w="6169" w:type="dxa"/>
-            <w:shd w:val="clear" w:color="auto" w:fill="auto"/>
             <w:vAlign w:val="center"/>
           </w:tcPr>
           <w:p>
@@ -13351,7 +13446,6 @@
         <w:tc>
           <w:tcPr>
             <w:tcW w:w="2015" w:type="dxa"/>
-            <w:shd w:val="clear" w:color="auto" w:fill="auto"/>
             <w:vAlign w:val="center"/>
           </w:tcPr>
           <w:p>
@@ -13390,7 +13484,7 @@
               <w:autoSpaceDE w:val="0"/>
               <w:autoSpaceDN w:val="0"/>
               <w:adjustRightInd w:val="0"/>
-              <w:jc w:val="center"/>
+              <w:jc w:val="both"/>
               <w:rPr>
                 <w:rFonts w:ascii="Arial Nova Cond" w:hAnsi="Arial Nova Cond" w:cs="Arial"/>
                 <w:color w:val="000000"/>
@@ -13414,7 +13508,6 @@
         <w:tc>
           <w:tcPr>
             <w:tcW w:w="1337" w:type="dxa"/>
-            <w:shd w:val="clear" w:color="auto" w:fill="auto"/>
             <w:vAlign w:val="center"/>
           </w:tcPr>
           <w:p>
@@ -13453,7 +13546,6 @@
           <w:tcPr>
             <w:tcW w:w="875" w:type="dxa"/>
             <w:vMerge/>
-            <w:shd w:val="clear" w:color="auto" w:fill="auto"/>
             <w:vAlign w:val="center"/>
           </w:tcPr>
           <w:p>
@@ -13545,7 +13637,6 @@
         <w:tc>
           <w:tcPr>
             <w:tcW w:w="6169" w:type="dxa"/>
-            <w:shd w:val="clear" w:color="auto" w:fill="auto"/>
             <w:vAlign w:val="center"/>
           </w:tcPr>
           <w:p>
@@ -13580,7 +13671,6 @@
         <w:tc>
           <w:tcPr>
             <w:tcW w:w="2015" w:type="dxa"/>
-            <w:shd w:val="clear" w:color="auto" w:fill="auto"/>
             <w:vAlign w:val="center"/>
           </w:tcPr>
           <w:p>
@@ -13619,7 +13709,7 @@
               <w:autoSpaceDE w:val="0"/>
               <w:autoSpaceDN w:val="0"/>
               <w:adjustRightInd w:val="0"/>
-              <w:jc w:val="center"/>
+              <w:jc w:val="both"/>
               <w:rPr>
                 <w:rFonts w:ascii="Arial Nova Cond" w:hAnsi="Arial Nova Cond" w:cs="Arial"/>
                 <w:color w:val="000000"/>
@@ -13643,7 +13733,6 @@
         <w:tc>
           <w:tcPr>
             <w:tcW w:w="1337" w:type="dxa"/>
-            <w:shd w:val="clear" w:color="auto" w:fill="auto"/>
             <w:vAlign w:val="center"/>
           </w:tcPr>
           <w:p>
@@ -13682,7 +13771,6 @@
           <w:tcPr>
             <w:tcW w:w="875" w:type="dxa"/>
             <w:vMerge w:val="restart"/>
-            <w:shd w:val="clear" w:color="auto" w:fill="auto"/>
             <w:vAlign w:val="center"/>
           </w:tcPr>
           <w:p>
@@ -13793,7 +13881,6 @@
         <w:tc>
           <w:tcPr>
             <w:tcW w:w="6169" w:type="dxa"/>
-            <w:shd w:val="clear" w:color="auto" w:fill="auto"/>
             <w:vAlign w:val="center"/>
           </w:tcPr>
           <w:p>
@@ -13828,7 +13915,6 @@
         <w:tc>
           <w:tcPr>
             <w:tcW w:w="2015" w:type="dxa"/>
-            <w:shd w:val="clear" w:color="auto" w:fill="auto"/>
             <w:vAlign w:val="center"/>
           </w:tcPr>
           <w:p>
@@ -13867,7 +13953,7 @@
               <w:autoSpaceDE w:val="0"/>
               <w:autoSpaceDN w:val="0"/>
               <w:adjustRightInd w:val="0"/>
-              <w:jc w:val="center"/>
+              <w:jc w:val="both"/>
               <w:rPr>
                 <w:rFonts w:ascii="Arial Nova Cond" w:hAnsi="Arial Nova Cond" w:cs="Arial"/>
                 <w:color w:val="000000"/>
@@ -13891,7 +13977,6 @@
         <w:tc>
           <w:tcPr>
             <w:tcW w:w="1337" w:type="dxa"/>
-            <w:shd w:val="clear" w:color="auto" w:fill="auto"/>
             <w:vAlign w:val="center"/>
           </w:tcPr>
           <w:p>
@@ -13930,7 +14015,6 @@
           <w:tcPr>
             <w:tcW w:w="875" w:type="dxa"/>
             <w:vMerge/>
-            <w:shd w:val="clear" w:color="auto" w:fill="auto"/>
             <w:vAlign w:val="center"/>
           </w:tcPr>
           <w:p>
@@ -14030,7 +14114,6 @@
         <w:tc>
           <w:tcPr>
             <w:tcW w:w="6169" w:type="dxa"/>
-            <w:shd w:val="clear" w:color="auto" w:fill="auto"/>
             <w:vAlign w:val="center"/>
           </w:tcPr>
           <w:p>
@@ -14066,7 +14149,6 @@
         <w:tc>
           <w:tcPr>
             <w:tcW w:w="2015" w:type="dxa"/>
-            <w:shd w:val="clear" w:color="auto" w:fill="auto"/>
             <w:vAlign w:val="center"/>
           </w:tcPr>
           <w:p>
@@ -14104,7 +14186,7 @@
               <w:autoSpaceDE w:val="0"/>
               <w:autoSpaceDN w:val="0"/>
               <w:adjustRightInd w:val="0"/>
-              <w:jc w:val="center"/>
+              <w:jc w:val="both"/>
               <w:rPr>
                 <w:rFonts w:ascii="Arial Nova Cond" w:hAnsi="Arial Nova Cond" w:cs="Arial"/>
                 <w:color w:val="000000"/>
@@ -14128,7 +14210,6 @@
         <w:tc>
           <w:tcPr>
             <w:tcW w:w="1337" w:type="dxa"/>
-            <w:shd w:val="clear" w:color="auto" w:fill="auto"/>
             <w:vAlign w:val="center"/>
           </w:tcPr>
           <w:p>
@@ -14159,6 +14240,7 @@
         </w:tc>
       </w:tr>
     </w:tbl>
+    <w:bookmarkEnd w:id="1"/>
     <w:p>
       <w:pPr>
         <w:pStyle w:val="Prrafodelista"/>
@@ -21035,7 +21117,25 @@
                 <w:bCs/>
                 <w:lang w:eastAsia="es-ES"/>
               </w:rPr>
-              <w:t xml:space="preserve">Gestiona su aprendizaje de manera autónoma y sistemática al darse cuenta lo que debe aprender, al establecer prioridades en la realización de un conjunto de tareas tomando en cuenta su viabilidad y sostenibilidad en el tiempo, y por ende, definir metas personales respaldándose en este análisis, considerando sus potencialidades y oportunidades de aprendizaje. Comprende que debe organizarse lo más realista y específicamente posible, considerar los tiempos; y que lo planteado sea alcanzable, medible y considere variadas estrategias, procedimientos, recursos y escenarios que le permitan alcanzar sus metas, tomando en cuenta sus experiencias exitosas, previendo posibles cambios de cursos de acción y la vinculación de otros </w:t>
+              <w:t xml:space="preserve">Gestiona su aprendizaje de manera autónoma y sistemática al darse cuenta lo que debe aprender, al establecer prioridades en la realización de un conjunto de tareas tomando en cuenta su viabilidad y sostenibilidad en el tiempo, </w:t>
+            </w:r>
+            <w:proofErr w:type="gramStart"/>
+            <w:r>
+              <w:rPr>
+                <w:rFonts w:ascii="Arial Nova Cond Light" w:eastAsia="Times New Roman" w:hAnsi="Arial Nova Cond Light" w:cs="Arial"/>
+                <w:bCs/>
+                <w:lang w:eastAsia="es-ES"/>
+              </w:rPr>
+              <w:t>y</w:t>
+            </w:r>
+            <w:proofErr w:type="gramEnd"/>
+            <w:r>
+              <w:rPr>
+                <w:rFonts w:ascii="Arial Nova Cond Light" w:eastAsia="Times New Roman" w:hAnsi="Arial Nova Cond Light" w:cs="Arial"/>
+                <w:bCs/>
+                <w:lang w:eastAsia="es-ES"/>
+              </w:rPr>
+              <w:t xml:space="preserve"> por ende, definir metas personales respaldándose en este análisis, considerando sus potencialidades y oportunidades de aprendizaje. Comprende que debe organizarse lo más realista y específicamente posible, considerar los tiempos; y que lo planteado sea alcanzable, medible y considere variadas estrategias, procedimientos, recursos y escenarios que le permitan alcanzar sus metas, tomando en cuenta sus experiencias exitosas, previendo posibles cambios de cursos de acción y la vinculación de otros </w:t>
             </w:r>
             <w:r>
               <w:rPr>
@@ -25184,7 +25284,25 @@
                 <w:kern w:val="0"/>
                 <w14:ligatures w14:val="none"/>
               </w:rPr>
-              <w:t xml:space="preserve">ARROYO PONCE, Gamaniel. Lengua quechua. </w:t>
+              <w:t xml:space="preserve">ARROYO PONCE, </w:t>
+            </w:r>
+            <w:proofErr w:type="spellStart"/>
+            <w:r>
+              <w:rPr>
+                <w:rFonts w:ascii="Arial Nova Cond Light" w:eastAsia="Calibri" w:hAnsi="Arial Nova Cond Light" w:cs="Calibri Light"/>
+                <w:kern w:val="0"/>
+                <w14:ligatures w14:val="none"/>
+              </w:rPr>
+              <w:t>Gamaniel</w:t>
+            </w:r>
+            <w:proofErr w:type="spellEnd"/>
+            <w:r>
+              <w:rPr>
+                <w:rFonts w:ascii="Arial Nova Cond Light" w:eastAsia="Calibri" w:hAnsi="Arial Nova Cond Light" w:cs="Calibri Light"/>
+                <w:kern w:val="0"/>
+                <w14:ligatures w14:val="none"/>
+              </w:rPr>
+              <w:t xml:space="preserve">. Lengua quechua. </w:t>
             </w:r>
           </w:p>
           <w:p>
@@ -25234,7 +25352,43 @@
                 <w:kern w:val="0"/>
                 <w14:ligatures w14:val="none"/>
               </w:rPr>
-              <w:t xml:space="preserve">CACERES VARGAS (1996). Gloria. Riqsinakusun (Conozcámonos). Lima Ediciones Kuyay. 1996. </w:t>
+              <w:t xml:space="preserve">CACERES VARGAS (1996). Gloria. </w:t>
+            </w:r>
+            <w:proofErr w:type="spellStart"/>
+            <w:r>
+              <w:rPr>
+                <w:rFonts w:ascii="Arial Nova Cond Light" w:eastAsia="Calibri" w:hAnsi="Arial Nova Cond Light" w:cs="Calibri Light"/>
+                <w:kern w:val="0"/>
+                <w14:ligatures w14:val="none"/>
+              </w:rPr>
+              <w:t>Riqsinakusun</w:t>
+            </w:r>
+            <w:proofErr w:type="spellEnd"/>
+            <w:r>
+              <w:rPr>
+                <w:rFonts w:ascii="Arial Nova Cond Light" w:eastAsia="Calibri" w:hAnsi="Arial Nova Cond Light" w:cs="Calibri Light"/>
+                <w:kern w:val="0"/>
+                <w14:ligatures w14:val="none"/>
+              </w:rPr>
+              <w:t xml:space="preserve"> (Conozcámonos). Lima Ediciones </w:t>
+            </w:r>
+            <w:proofErr w:type="spellStart"/>
+            <w:r>
+              <w:rPr>
+                <w:rFonts w:ascii="Arial Nova Cond Light" w:eastAsia="Calibri" w:hAnsi="Arial Nova Cond Light" w:cs="Calibri Light"/>
+                <w:kern w:val="0"/>
+                <w14:ligatures w14:val="none"/>
+              </w:rPr>
+              <w:t>Kuyay</w:t>
+            </w:r>
+            <w:proofErr w:type="spellEnd"/>
+            <w:r>
+              <w:rPr>
+                <w:rFonts w:ascii="Arial Nova Cond Light" w:eastAsia="Calibri" w:hAnsi="Arial Nova Cond Light" w:cs="Calibri Light"/>
+                <w:kern w:val="0"/>
+                <w14:ligatures w14:val="none"/>
+              </w:rPr>
+              <w:t xml:space="preserve">. 1996. </w:t>
             </w:r>
           </w:p>
           <w:p>
@@ -25259,7 +25413,43 @@
                 <w:kern w:val="0"/>
                 <w14:ligatures w14:val="none"/>
               </w:rPr>
-              <w:t xml:space="preserve">FLORES SANTANA, Amador (2003). Runasimipi Rimasun. Huancavelica. </w:t>
+              <w:t xml:space="preserve">FLORES SANTANA, Amador (2003). </w:t>
+            </w:r>
+            <w:proofErr w:type="spellStart"/>
+            <w:r>
+              <w:rPr>
+                <w:rFonts w:ascii="Arial Nova Cond Light" w:eastAsia="Calibri" w:hAnsi="Arial Nova Cond Light" w:cs="Calibri Light"/>
+                <w:kern w:val="0"/>
+                <w14:ligatures w14:val="none"/>
+              </w:rPr>
+              <w:t>Runasimipi</w:t>
+            </w:r>
+            <w:proofErr w:type="spellEnd"/>
+            <w:r>
+              <w:rPr>
+                <w:rFonts w:ascii="Arial Nova Cond Light" w:eastAsia="Calibri" w:hAnsi="Arial Nova Cond Light" w:cs="Calibri Light"/>
+                <w:kern w:val="0"/>
+                <w14:ligatures w14:val="none"/>
+              </w:rPr>
+              <w:t xml:space="preserve"> </w:t>
+            </w:r>
+            <w:proofErr w:type="spellStart"/>
+            <w:r>
+              <w:rPr>
+                <w:rFonts w:ascii="Arial Nova Cond Light" w:eastAsia="Calibri" w:hAnsi="Arial Nova Cond Light" w:cs="Calibri Light"/>
+                <w:kern w:val="0"/>
+                <w14:ligatures w14:val="none"/>
+              </w:rPr>
+              <w:t>Rimasun</w:t>
+            </w:r>
+            <w:proofErr w:type="spellEnd"/>
+            <w:r>
+              <w:rPr>
+                <w:rFonts w:ascii="Arial Nova Cond Light" w:eastAsia="Calibri" w:hAnsi="Arial Nova Cond Light" w:cs="Calibri Light"/>
+                <w:kern w:val="0"/>
+                <w14:ligatures w14:val="none"/>
+              </w:rPr>
+              <w:t xml:space="preserve">. Huancavelica. </w:t>
             </w:r>
           </w:p>
           <w:p>
@@ -25284,7 +25474,79 @@
                 <w:kern w:val="0"/>
                 <w14:ligatures w14:val="none"/>
               </w:rPr>
-              <w:t xml:space="preserve">GODENZZI, Juan Carlos y VENGOA ZÚÑIGA, Janett (1994). Runasimanta Yayaychakusun. Asociación Pukllasunchis y CERA “Bartolomé de las Casas” Cusco. </w:t>
+              <w:t xml:space="preserve">GODENZZI, Juan Carlos y VENGOA ZÚÑIGA, </w:t>
+            </w:r>
+            <w:proofErr w:type="spellStart"/>
+            <w:r>
+              <w:rPr>
+                <w:rFonts w:ascii="Arial Nova Cond Light" w:eastAsia="Calibri" w:hAnsi="Arial Nova Cond Light" w:cs="Calibri Light"/>
+                <w:kern w:val="0"/>
+                <w14:ligatures w14:val="none"/>
+              </w:rPr>
+              <w:t>Janett</w:t>
+            </w:r>
+            <w:proofErr w:type="spellEnd"/>
+            <w:r>
+              <w:rPr>
+                <w:rFonts w:ascii="Arial Nova Cond Light" w:eastAsia="Calibri" w:hAnsi="Arial Nova Cond Light" w:cs="Calibri Light"/>
+                <w:kern w:val="0"/>
+                <w14:ligatures w14:val="none"/>
+              </w:rPr>
+              <w:t xml:space="preserve"> (1994). </w:t>
+            </w:r>
+            <w:proofErr w:type="spellStart"/>
+            <w:r>
+              <w:rPr>
+                <w:rFonts w:ascii="Arial Nova Cond Light" w:eastAsia="Calibri" w:hAnsi="Arial Nova Cond Light" w:cs="Calibri Light"/>
+                <w:kern w:val="0"/>
+                <w14:ligatures w14:val="none"/>
+              </w:rPr>
+              <w:t>Runasimanta</w:t>
+            </w:r>
+            <w:proofErr w:type="spellEnd"/>
+            <w:r>
+              <w:rPr>
+                <w:rFonts w:ascii="Arial Nova Cond Light" w:eastAsia="Calibri" w:hAnsi="Arial Nova Cond Light" w:cs="Calibri Light"/>
+                <w:kern w:val="0"/>
+                <w14:ligatures w14:val="none"/>
+              </w:rPr>
+              <w:t xml:space="preserve"> </w:t>
+            </w:r>
+            <w:proofErr w:type="spellStart"/>
+            <w:r>
+              <w:rPr>
+                <w:rFonts w:ascii="Arial Nova Cond Light" w:eastAsia="Calibri" w:hAnsi="Arial Nova Cond Light" w:cs="Calibri Light"/>
+                <w:kern w:val="0"/>
+                <w14:ligatures w14:val="none"/>
+              </w:rPr>
+              <w:t>Yayaychakusun</w:t>
+            </w:r>
+            <w:proofErr w:type="spellEnd"/>
+            <w:r>
+              <w:rPr>
+                <w:rFonts w:ascii="Arial Nova Cond Light" w:eastAsia="Calibri" w:hAnsi="Arial Nova Cond Light" w:cs="Calibri Light"/>
+                <w:kern w:val="0"/>
+                <w14:ligatures w14:val="none"/>
+              </w:rPr>
+              <w:t xml:space="preserve">. Asociación </w:t>
+            </w:r>
+            <w:proofErr w:type="spellStart"/>
+            <w:r>
+              <w:rPr>
+                <w:rFonts w:ascii="Arial Nova Cond Light" w:eastAsia="Calibri" w:hAnsi="Arial Nova Cond Light" w:cs="Calibri Light"/>
+                <w:kern w:val="0"/>
+                <w14:ligatures w14:val="none"/>
+              </w:rPr>
+              <w:t>Pukllasunchis</w:t>
+            </w:r>
+            <w:proofErr w:type="spellEnd"/>
+            <w:r>
+              <w:rPr>
+                <w:rFonts w:ascii="Arial Nova Cond Light" w:eastAsia="Calibri" w:hAnsi="Arial Nova Cond Light" w:cs="Calibri Light"/>
+                <w:kern w:val="0"/>
+                <w14:ligatures w14:val="none"/>
+              </w:rPr>
+              <w:t xml:space="preserve"> y CERA “Bartolomé de las Casas” Cusco. </w:t>
             </w:r>
           </w:p>
           <w:p>
@@ -25334,7 +25596,25 @@
                 <w:kern w:val="0"/>
                 <w14:ligatures w14:val="none"/>
               </w:rPr>
-              <w:t xml:space="preserve">ROJAS, Íbico (1998). Origen y expansión del quechua. Lima. </w:t>
+              <w:t xml:space="preserve">ROJAS, </w:t>
+            </w:r>
+            <w:proofErr w:type="spellStart"/>
+            <w:r>
+              <w:rPr>
+                <w:rFonts w:ascii="Arial Nova Cond Light" w:eastAsia="Calibri" w:hAnsi="Arial Nova Cond Light" w:cs="Calibri Light"/>
+                <w:kern w:val="0"/>
+                <w14:ligatures w14:val="none"/>
+              </w:rPr>
+              <w:t>Íbico</w:t>
+            </w:r>
+            <w:proofErr w:type="spellEnd"/>
+            <w:r>
+              <w:rPr>
+                <w:rFonts w:ascii="Arial Nova Cond Light" w:eastAsia="Calibri" w:hAnsi="Arial Nova Cond Light" w:cs="Calibri Light"/>
+                <w:kern w:val="0"/>
+                <w14:ligatures w14:val="none"/>
+              </w:rPr>
+              <w:t xml:space="preserve"> (1998). Origen y expansión del quechua. Lima. </w:t>
             </w:r>
           </w:p>
           <w:p>
@@ -25359,7 +25639,25 @@
                 <w:kern w:val="0"/>
                 <w14:ligatures w14:val="none"/>
               </w:rPr>
-              <w:t xml:space="preserve">SOLIS FONSECA, Gustavo y CHACÓN SIHUAY, Jorge (1989). Lingüística y gramática Runasimi-chanka. Ministerio de Educación. UNESCO-AGFUND. </w:t>
+              <w:t>SOLIS FONSECA, Gustavo y CHACÓN SIHUAY, Jorge (1989). Lingüística y gramática Runasimi-</w:t>
+            </w:r>
+            <w:proofErr w:type="spellStart"/>
+            <w:r>
+              <w:rPr>
+                <w:rFonts w:ascii="Arial Nova Cond Light" w:eastAsia="Calibri" w:hAnsi="Arial Nova Cond Light" w:cs="Calibri Light"/>
+                <w:kern w:val="0"/>
+                <w14:ligatures w14:val="none"/>
+              </w:rPr>
+              <w:t>chanka</w:t>
+            </w:r>
+            <w:proofErr w:type="spellEnd"/>
+            <w:r>
+              <w:rPr>
+                <w:rFonts w:ascii="Arial Nova Cond Light" w:eastAsia="Calibri" w:hAnsi="Arial Nova Cond Light" w:cs="Calibri Light"/>
+                <w:kern w:val="0"/>
+                <w14:ligatures w14:val="none"/>
+              </w:rPr>
+              <w:t xml:space="preserve">. Ministerio de Educación. UNESCO-AGFUND. </w:t>
             </w:r>
           </w:p>
           <w:p>
@@ -25384,23 +25682,59 @@
                 <w:kern w:val="0"/>
                 <w14:ligatures w14:val="none"/>
               </w:rPr>
-              <w:t>SOTO RUIZ, Clodoaldo (1976). Gramática quechua: Ayacucho-Chan</w:t>
-            </w:r>
+              <w:t xml:space="preserve">SOTO RUIZ, </w:t>
+            </w:r>
+            <w:proofErr w:type="spellStart"/>
             <w:r>
               <w:rPr>
                 <w:rFonts w:ascii="Arial Nova Cond Light" w:eastAsia="Calibri" w:hAnsi="Arial Nova Cond Light" w:cs="Calibri Light"/>
                 <w:kern w:val="0"/>
                 <w14:ligatures w14:val="none"/>
               </w:rPr>
-              <w:t>k</w:t>
-            </w:r>
+              <w:t>Clodoaldo</w:t>
+            </w:r>
+            <w:proofErr w:type="spellEnd"/>
             <w:r>
               <w:rPr>
                 <w:rFonts w:ascii="Arial Nova Cond Light" w:eastAsia="Calibri" w:hAnsi="Arial Nova Cond Light" w:cs="Calibri Light"/>
                 <w:kern w:val="0"/>
                 <w14:ligatures w14:val="none"/>
               </w:rPr>
-              <w:t xml:space="preserve">a. Lima: Ministerio de Educación/Instituto de Estudios Peruanos. </w:t>
+              <w:t xml:space="preserve"> (1976). Gramática quechua: Ayacucho-</w:t>
+            </w:r>
+            <w:proofErr w:type="spellStart"/>
+            <w:r>
+              <w:rPr>
+                <w:rFonts w:ascii="Arial Nova Cond Light" w:eastAsia="Calibri" w:hAnsi="Arial Nova Cond Light" w:cs="Calibri Light"/>
+                <w:kern w:val="0"/>
+                <w14:ligatures w14:val="none"/>
+              </w:rPr>
+              <w:t>Chan</w:t>
+            </w:r>
+            <w:r>
+              <w:rPr>
+                <w:rFonts w:ascii="Arial Nova Cond Light" w:eastAsia="Calibri" w:hAnsi="Arial Nova Cond Light" w:cs="Calibri Light"/>
+                <w:kern w:val="0"/>
+                <w14:ligatures w14:val="none"/>
+              </w:rPr>
+              <w:t>k</w:t>
+            </w:r>
+            <w:r>
+              <w:rPr>
+                <w:rFonts w:ascii="Arial Nova Cond Light" w:eastAsia="Calibri" w:hAnsi="Arial Nova Cond Light" w:cs="Calibri Light"/>
+                <w:kern w:val="0"/>
+                <w14:ligatures w14:val="none"/>
+              </w:rPr>
+              <w:t>a</w:t>
+            </w:r>
+            <w:proofErr w:type="spellEnd"/>
+            <w:r>
+              <w:rPr>
+                <w:rFonts w:ascii="Arial Nova Cond Light" w:eastAsia="Calibri" w:hAnsi="Arial Nova Cond Light" w:cs="Calibri Light"/>
+                <w:kern w:val="0"/>
+                <w14:ligatures w14:val="none"/>
+              </w:rPr>
+              <w:t xml:space="preserve">. Lima: Ministerio de Educación/Instituto de Estudios Peruanos. </w:t>
             </w:r>
           </w:p>
           <w:p>
@@ -25435,6 +25769,7 @@
               </w:rPr>
               <w:t xml:space="preserve">l texto escolar de </w:t>
             </w:r>
+            <w:proofErr w:type="gramStart"/>
             <w:r>
               <w:rPr>
                 <w:rFonts w:ascii="Arial Nova Cond Light" w:eastAsia="Calibri" w:hAnsi="Arial Nova Cond Light" w:cs="Calibri Light"/>
@@ -25443,6 +25778,7 @@
               </w:rPr>
               <w:t>Quechua</w:t>
             </w:r>
+            <w:proofErr w:type="gramEnd"/>
             <w:r>
               <w:rPr>
                 <w:rFonts w:ascii="Arial Nova Cond Light" w:eastAsia="Calibri" w:hAnsi="Arial Nova Cond Light" w:cs="Calibri Light"/>
@@ -25525,6 +25861,7 @@
               </w:rPr>
               <w:t xml:space="preserve">Minedu (2016). Programa curricular de educación secundaria. Resolución Ministerial </w:t>
             </w:r>
+            <w:proofErr w:type="spellStart"/>
             <w:r>
               <w:rPr>
                 <w:rFonts w:ascii="Arial Nova Cond Light" w:eastAsia="Calibri" w:hAnsi="Arial Nova Cond Light" w:cs="Calibri Light"/>
@@ -25533,6 +25870,7 @@
               </w:rPr>
               <w:t>N°</w:t>
             </w:r>
+            <w:proofErr w:type="spellEnd"/>
             <w:r>
               <w:rPr>
                 <w:rFonts w:ascii="Arial Nova Cond Light" w:eastAsia="Calibri" w:hAnsi="Arial Nova Cond Light" w:cs="Calibri Light"/>
@@ -25566,6 +25904,7 @@
               </w:rPr>
               <w:t xml:space="preserve">Minedu (2016). Currículo Nacional de la educación básica. Resolución Ministerial </w:t>
             </w:r>
+            <w:proofErr w:type="spellStart"/>
             <w:r>
               <w:rPr>
                 <w:rFonts w:ascii="Arial Nova Cond Light" w:eastAsia="Calibri" w:hAnsi="Arial Nova Cond Light" w:cs="Calibri Light"/>
@@ -25574,6 +25913,7 @@
               </w:rPr>
               <w:t>N°</w:t>
             </w:r>
+            <w:proofErr w:type="spellEnd"/>
             <w:r>
               <w:rPr>
                 <w:rFonts w:ascii="Arial Nova Cond Light" w:eastAsia="Calibri" w:hAnsi="Arial Nova Cond Light" w:cs="Calibri Light"/>
@@ -25629,7 +25969,25 @@
                 <w:kern w:val="0"/>
                 <w14:ligatures w14:val="none"/>
               </w:rPr>
-              <w:t>Minedu (2024). Resolución ministerial N° 556-2024-MINEDU</w:t>
+              <w:t xml:space="preserve">Minedu (2024). Resolución ministerial </w:t>
+            </w:r>
+            <w:proofErr w:type="spellStart"/>
+            <w:r>
+              <w:rPr>
+                <w:rFonts w:ascii="Arial Nova Cond Light" w:eastAsia="Calibri" w:hAnsi="Arial Nova Cond Light" w:cs="Calibri Light"/>
+                <w:kern w:val="0"/>
+                <w14:ligatures w14:val="none"/>
+              </w:rPr>
+              <w:t>N°</w:t>
+            </w:r>
+            <w:proofErr w:type="spellEnd"/>
+            <w:r>
+              <w:rPr>
+                <w:rFonts w:ascii="Arial Nova Cond Light" w:eastAsia="Calibri" w:hAnsi="Arial Nova Cond Light" w:cs="Calibri Light"/>
+                <w:kern w:val="0"/>
+                <w14:ligatures w14:val="none"/>
+              </w:rPr>
+              <w:t xml:space="preserve"> 556-2024-MINEDU</w:t>
             </w:r>
             <w:r>
               <w:rPr>
@@ -25678,7 +26036,21 @@
               <w:rPr>
                 <w:rFonts w:ascii="Arial Nova Cond Light" w:hAnsi="Arial Nova Cond Light"/>
               </w:rPr>
-              <w:t>). Resolución ministerial N° 501-2025-MINEDU</w:t>
+              <w:t xml:space="preserve">). Resolución ministerial </w:t>
+            </w:r>
+            <w:proofErr w:type="spellStart"/>
+            <w:r>
+              <w:rPr>
+                <w:rFonts w:ascii="Arial Nova Cond Light" w:hAnsi="Arial Nova Cond Light"/>
+              </w:rPr>
+              <w:t>N°</w:t>
+            </w:r>
+            <w:proofErr w:type="spellEnd"/>
+            <w:r>
+              <w:rPr>
+                <w:rFonts w:ascii="Arial Nova Cond Light" w:hAnsi="Arial Nova Cond Light"/>
+              </w:rPr>
+              <w:t xml:space="preserve"> 501-2025-MINEDU</w:t>
             </w:r>
             <w:r>
               <w:rPr>
@@ -25756,7 +26128,25 @@
                 <w:kern w:val="0"/>
                 <w14:ligatures w14:val="none"/>
               </w:rPr>
-              <w:t xml:space="preserve">Ministerio de Educación. Libro de Rimana de </w:t>
+              <w:t xml:space="preserve">Ministerio de Educación. Libro de </w:t>
+            </w:r>
+            <w:proofErr w:type="spellStart"/>
+            <w:r>
+              <w:rPr>
+                <w:rFonts w:ascii="Arial Nova Cond Light" w:eastAsia="Calibri" w:hAnsi="Arial Nova Cond Light" w:cs="Calibri Light"/>
+                <w:kern w:val="0"/>
+                <w14:ligatures w14:val="none"/>
+              </w:rPr>
+              <w:t>Rimana</w:t>
+            </w:r>
+            <w:proofErr w:type="spellEnd"/>
+            <w:r>
+              <w:rPr>
+                <w:rFonts w:ascii="Arial Nova Cond Light" w:eastAsia="Calibri" w:hAnsi="Arial Nova Cond Light" w:cs="Calibri Light"/>
+                <w:kern w:val="0"/>
+                <w14:ligatures w14:val="none"/>
+              </w:rPr>
+              <w:t xml:space="preserve"> de </w:t>
             </w:r>
             <w:r>
               <w:rPr>
@@ -25797,7 +26187,43 @@
                 <w:kern w:val="0"/>
                 <w14:ligatures w14:val="none"/>
               </w:rPr>
-              <w:t xml:space="preserve">Diccionario en Quechua Chanka. </w:t>
+              <w:t xml:space="preserve">Diccionario en </w:t>
+            </w:r>
+            <w:proofErr w:type="gramStart"/>
+            <w:r>
+              <w:rPr>
+                <w:rFonts w:ascii="Arial Nova Cond Light" w:eastAsia="Calibri" w:hAnsi="Arial Nova Cond Light" w:cs="Calibri Light"/>
+                <w:kern w:val="0"/>
+                <w14:ligatures w14:val="none"/>
+              </w:rPr>
+              <w:t>Quechua</w:t>
+            </w:r>
+            <w:proofErr w:type="gramEnd"/>
+            <w:r>
+              <w:rPr>
+                <w:rFonts w:ascii="Arial Nova Cond Light" w:eastAsia="Calibri" w:hAnsi="Arial Nova Cond Light" w:cs="Calibri Light"/>
+                <w:kern w:val="0"/>
+                <w14:ligatures w14:val="none"/>
+              </w:rPr>
+              <w:t xml:space="preserve"> </w:t>
+            </w:r>
+            <w:proofErr w:type="spellStart"/>
+            <w:r>
+              <w:rPr>
+                <w:rFonts w:ascii="Arial Nova Cond Light" w:eastAsia="Calibri" w:hAnsi="Arial Nova Cond Light" w:cs="Calibri Light"/>
+                <w:kern w:val="0"/>
+                <w14:ligatures w14:val="none"/>
+              </w:rPr>
+              <w:t>Chanka</w:t>
+            </w:r>
+            <w:proofErr w:type="spellEnd"/>
+            <w:r>
+              <w:rPr>
+                <w:rFonts w:ascii="Arial Nova Cond Light" w:eastAsia="Calibri" w:hAnsi="Arial Nova Cond Light" w:cs="Calibri Light"/>
+                <w:kern w:val="0"/>
+                <w14:ligatures w14:val="none"/>
+              </w:rPr>
+              <w:t xml:space="preserve">. </w:t>
             </w:r>
           </w:p>
           <w:p>
@@ -25824,6 +26250,7 @@
               </w:rPr>
               <w:t xml:space="preserve">Texto escolar de </w:t>
             </w:r>
+            <w:proofErr w:type="gramStart"/>
             <w:r>
               <w:rPr>
                 <w:rFonts w:ascii="Arial Nova Cond Light" w:eastAsia="Calibri" w:hAnsi="Arial Nova Cond Light" w:cs="Calibri Light"/>
@@ -25832,6 +26259,7 @@
               </w:rPr>
               <w:t>Quechua</w:t>
             </w:r>
+            <w:proofErr w:type="gramEnd"/>
             <w:r>
               <w:rPr>
                 <w:rFonts w:ascii="Arial Nova Cond Light" w:eastAsia="Calibri" w:hAnsi="Arial Nova Cond Light" w:cs="Calibri Light"/>

--- a/templates/plananual/QUECHUA 1° A 5°/QUECHUA 5° - PROGRAMACIÓN ANUAL 2026.docx
+++ b/templates/plananual/QUECHUA 1° A 5°/QUECHUA 5° - PROGRAMACIÓN ANUAL 2026.docx
@@ -1,6 +1,6 @@
 
 <file path=word/document.xml><?xml version="1.0" encoding="utf-8"?>
-<w:document xmlns:wpc="http://schemas.microsoft.com/office/word/2010/wordprocessingCanvas" xmlns:cx="http://schemas.microsoft.com/office/drawing/2014/chartex" xmlns:cx1="http://schemas.microsoft.com/office/drawing/2015/9/8/chartex" xmlns:cx2="http://schemas.microsoft.com/office/drawing/2015/10/21/chartex" xmlns:cx3="http://schemas.microsoft.com/office/drawing/2016/5/9/chartex" xmlns:cx4="http://schemas.microsoft.com/office/drawing/2016/5/10/chartex" xmlns:cx5="http://schemas.microsoft.com/office/drawing/2016/5/11/chartex" xmlns:cx6="http://schemas.microsoft.com/office/drawing/2016/5/12/chartex" xmlns:cx7="http://schemas.microsoft.com/office/drawing/2016/5/13/chartex" xmlns:cx8="http://schemas.microsoft.com/office/drawing/2016/5/14/chartex" xmlns:mc="http://schemas.openxmlformats.org/markup-compatibility/2006" xmlns:aink="http://schemas.microsoft.com/office/drawing/2016/ink" xmlns:am3d="http://schemas.microsoft.com/office/drawing/2017/model3d" xmlns:o="urn:schemas-microsoft-com:office:office" xmlns:oel="http://schemas.microsoft.com/office/2019/extlst" xmlns:r="http://schemas.openxmlformats.org/officeDocument/2006/relationships" xmlns:m="http://schemas.openxmlformats.org/officeDocument/2006/math" xmlns:v="urn:schemas-microsoft-com:vml" xmlns:wp14="http://schemas.microsoft.com/office/word/2010/wordprocessingDrawing" xmlns:wp="http://schemas.openxmlformats.org/drawingml/2006/wordprocessingDrawing" xmlns:w10="urn:schemas-microsoft-com:office:word" xmlns:w="http://schemas.openxmlformats.org/wordprocessingml/2006/main" xmlns:w14="http://schemas.microsoft.com/office/word/2010/wordml" xmlns:w15="http://schemas.microsoft.com/office/word/2012/wordml" xmlns:w16cex="http://schemas.microsoft.com/office/word/2018/wordml/cex" xmlns:w16cid="http://schemas.microsoft.com/office/word/2016/wordml/cid" xmlns:w16="http://schemas.microsoft.com/office/word/2018/wordml" xmlns:w16du="http://schemas.microsoft.com/office/word/2023/wordml/word16du" xmlns:w16sdtdh="http://schemas.microsoft.com/office/word/2020/wordml/sdtdatahash" xmlns:w16se="http://schemas.microsoft.com/office/word/2015/wordml/symex" xmlns:wpg="http://schemas.microsoft.com/office/word/2010/wordprocessingGroup" xmlns:wpi="http://schemas.microsoft.com/office/word/2010/wordprocessingInk" xmlns:wne="http://schemas.microsoft.com/office/word/2006/wordml" xmlns:wps="http://schemas.microsoft.com/office/word/2010/wordprocessingShape" mc:Ignorable="w14 w15 w16se w16cid w16 w16cex w16sdtdh w16du wp14">
+<w:document xmlns:wpc="http://schemas.microsoft.com/office/word/2010/wordprocessingCanvas" xmlns:cx="http://schemas.microsoft.com/office/drawing/2014/chartex" xmlns:cx1="http://schemas.microsoft.com/office/drawing/2015/9/8/chartex" xmlns:cx2="http://schemas.microsoft.com/office/drawing/2015/10/21/chartex" xmlns:cx3="http://schemas.microsoft.com/office/drawing/2016/5/9/chartex" xmlns:cx4="http://schemas.microsoft.com/office/drawing/2016/5/10/chartex" xmlns:cx5="http://schemas.microsoft.com/office/drawing/2016/5/11/chartex" xmlns:cx6="http://schemas.microsoft.com/office/drawing/2016/5/12/chartex" xmlns:cx7="http://schemas.microsoft.com/office/drawing/2016/5/13/chartex" xmlns:cx8="http://schemas.microsoft.com/office/drawing/2016/5/14/chartex" xmlns:mc="http://schemas.openxmlformats.org/markup-compatibility/2006" xmlns:aink="http://schemas.microsoft.com/office/drawing/2016/ink" xmlns:am3d="http://schemas.microsoft.com/office/drawing/2017/model3d" xmlns:o="urn:schemas-microsoft-com:office:office" xmlns:oel="http://schemas.microsoft.com/office/2019/extlst" xmlns:r="http://schemas.openxmlformats.org/officeDocument/2006/relationships" xmlns:m="http://schemas.openxmlformats.org/officeDocument/2006/math" xmlns:v="urn:schemas-microsoft-com:vml" xmlns:wp14="http://schemas.microsoft.com/office/word/2010/wordprocessingDrawing" xmlns:wp="http://schemas.openxmlformats.org/drawingml/2006/wordprocessingDrawing" xmlns:w10="urn:schemas-microsoft-com:office:word" xmlns:w="http://schemas.openxmlformats.org/wordprocessingml/2006/main" xmlns:w14="http://schemas.microsoft.com/office/word/2010/wordml" xmlns:w15="http://schemas.microsoft.com/office/word/2012/wordml" xmlns:w16cex="http://schemas.microsoft.com/office/word/2018/wordml/cex" xmlns:w16cid="http://schemas.microsoft.com/office/word/2016/wordml/cid" xmlns:w16="http://schemas.microsoft.com/office/word/2018/wordml" xmlns:w16du="http://schemas.microsoft.com/office/word/2023/wordml/word16du" xmlns:w16sdtdh="http://schemas.microsoft.com/office/word/2020/wordml/sdtdatahash" xmlns:w16sdtfl="http://schemas.microsoft.com/office/word/2024/wordml/sdtformatlock" xmlns:w16se="http://schemas.microsoft.com/office/word/2015/wordml/symex" xmlns:wpg="http://schemas.microsoft.com/office/word/2010/wordprocessingGroup" xmlns:wpi="http://schemas.microsoft.com/office/word/2010/wordprocessingInk" xmlns:wne="http://schemas.microsoft.com/office/word/2006/wordml" xmlns:wps="http://schemas.microsoft.com/office/word/2010/wordprocessingShape" mc:Ignorable="w14 w15 w16se w16cid w16 w16cex w16sdtdh w16sdtfl w16du wp14">
   <w:body>
     <w:p>
       <w:pPr>
@@ -610,89 +610,53 @@
                 <w:sz w:val="20"/>
                 <w:szCs w:val="20"/>
               </w:rPr>
-              <w:t>{{</w:t>
-            </w:r>
-            <w:proofErr w:type="spellStart"/>
+              <w:t>{{dre}}</w:t>
+            </w:r>
+          </w:p>
+        </w:tc>
+        <w:tc>
+          <w:tcPr>
+            <w:tcW w:w="5103" w:type="dxa"/>
+            <w:vAlign w:val="center"/>
+          </w:tcPr>
+          <w:p>
+            <w:pPr>
+              <w:spacing w:line="276" w:lineRule="auto"/>
+              <w:jc w:val="center"/>
+              <w:rPr>
+                <w:rFonts w:ascii="Arial Nova Cond Light" w:hAnsi="Arial Nova Cond Light" w:cs="Times New Roman"/>
+              </w:rPr>
+            </w:pPr>
             <w:r>
               <w:rPr>
                 <w:rFonts w:ascii="Arial Nova Cond" w:hAnsi="Arial Nova Cond" w:cs="Times New Roman"/>
                 <w:sz w:val="20"/>
                 <w:szCs w:val="20"/>
               </w:rPr>
-              <w:t>dre</w:t>
-            </w:r>
-            <w:proofErr w:type="spellEnd"/>
+              <w:t>{{director}}</w:t>
+            </w:r>
+          </w:p>
+        </w:tc>
+        <w:tc>
+          <w:tcPr>
+            <w:tcW w:w="4819" w:type="dxa"/>
+            <w:vAlign w:val="center"/>
+          </w:tcPr>
+          <w:p>
+            <w:pPr>
+              <w:spacing w:line="276" w:lineRule="auto"/>
+              <w:jc w:val="center"/>
+              <w:rPr>
+                <w:rFonts w:ascii="Arial Nova Cond Light" w:hAnsi="Arial Nova Cond Light" w:cs="Times New Roman"/>
+              </w:rPr>
+            </w:pPr>
             <w:r>
               <w:rPr>
                 <w:rFonts w:ascii="Arial Nova Cond" w:hAnsi="Arial Nova Cond" w:cs="Times New Roman"/>
                 <w:sz w:val="20"/>
                 <w:szCs w:val="20"/>
               </w:rPr>
-              <w:t>}}</w:t>
-            </w:r>
-          </w:p>
-        </w:tc>
-        <w:tc>
-          <w:tcPr>
-            <w:tcW w:w="5103" w:type="dxa"/>
-            <w:vAlign w:val="center"/>
-          </w:tcPr>
-          <w:p>
-            <w:pPr>
-              <w:spacing w:line="276" w:lineRule="auto"/>
-              <w:jc w:val="center"/>
-              <w:rPr>
-                <w:rFonts w:ascii="Arial Nova Cond Light" w:hAnsi="Arial Nova Cond Light" w:cs="Times New Roman"/>
-              </w:rPr>
-            </w:pPr>
-            <w:r>
-              <w:rPr>
-                <w:rFonts w:ascii="Arial Nova Cond" w:hAnsi="Arial Nova Cond" w:cs="Times New Roman"/>
-                <w:sz w:val="20"/>
-                <w:szCs w:val="20"/>
-              </w:rPr>
-              <w:t>{{director}}</w:t>
-            </w:r>
-          </w:p>
-        </w:tc>
-        <w:tc>
-          <w:tcPr>
-            <w:tcW w:w="4819" w:type="dxa"/>
-            <w:vAlign w:val="center"/>
-          </w:tcPr>
-          <w:p>
-            <w:pPr>
-              <w:spacing w:line="276" w:lineRule="auto"/>
-              <w:jc w:val="center"/>
-              <w:rPr>
-                <w:rFonts w:ascii="Arial Nova Cond Light" w:hAnsi="Arial Nova Cond Light" w:cs="Times New Roman"/>
-              </w:rPr>
-            </w:pPr>
-            <w:r>
-              <w:rPr>
-                <w:rFonts w:ascii="Arial Nova Cond" w:hAnsi="Arial Nova Cond" w:cs="Times New Roman"/>
-                <w:sz w:val="20"/>
-                <w:szCs w:val="20"/>
-              </w:rPr>
-              <w:t>{{</w:t>
-            </w:r>
-            <w:proofErr w:type="spellStart"/>
-            <w:r>
-              <w:rPr>
-                <w:rFonts w:ascii="Arial Nova Cond" w:hAnsi="Arial Nova Cond" w:cs="Times New Roman"/>
-                <w:sz w:val="20"/>
-                <w:szCs w:val="20"/>
-              </w:rPr>
-              <w:t>area</w:t>
-            </w:r>
-            <w:proofErr w:type="spellEnd"/>
-            <w:r>
-              <w:rPr>
-                <w:rFonts w:ascii="Arial Nova Cond" w:hAnsi="Arial Nova Cond" w:cs="Times New Roman"/>
-                <w:sz w:val="20"/>
-                <w:szCs w:val="20"/>
-              </w:rPr>
-              <w:t>}}</w:t>
+              <w:t>{{area}}</w:t>
             </w:r>
           </w:p>
         </w:tc>
@@ -809,66 +773,30 @@
                 <w:sz w:val="20"/>
                 <w:szCs w:val="20"/>
               </w:rPr>
-              <w:t>{{</w:t>
-            </w:r>
-            <w:proofErr w:type="spellStart"/>
+              <w:t>{{ugel}}</w:t>
+            </w:r>
+          </w:p>
+        </w:tc>
+        <w:tc>
+          <w:tcPr>
+            <w:tcW w:w="5103" w:type="dxa"/>
+            <w:vAlign w:val="center"/>
+          </w:tcPr>
+          <w:p>
+            <w:pPr>
+              <w:spacing w:line="276" w:lineRule="auto"/>
+              <w:jc w:val="center"/>
+              <w:rPr>
+                <w:rFonts w:ascii="Arial Nova Cond Light" w:hAnsi="Arial Nova Cond Light" w:cs="Times New Roman"/>
+              </w:rPr>
+            </w:pPr>
             <w:r>
               <w:rPr>
                 <w:rFonts w:ascii="Arial Nova Cond" w:hAnsi="Arial Nova Cond" w:cs="Times New Roman"/>
                 <w:sz w:val="20"/>
                 <w:szCs w:val="20"/>
               </w:rPr>
-              <w:t>ugel</w:t>
-            </w:r>
-            <w:proofErr w:type="spellEnd"/>
-            <w:r>
-              <w:rPr>
-                <w:rFonts w:ascii="Arial Nova Cond" w:hAnsi="Arial Nova Cond" w:cs="Times New Roman"/>
-                <w:sz w:val="20"/>
-                <w:szCs w:val="20"/>
-              </w:rPr>
-              <w:t>}}</w:t>
-            </w:r>
-          </w:p>
-        </w:tc>
-        <w:tc>
-          <w:tcPr>
-            <w:tcW w:w="5103" w:type="dxa"/>
-            <w:vAlign w:val="center"/>
-          </w:tcPr>
-          <w:p>
-            <w:pPr>
-              <w:spacing w:line="276" w:lineRule="auto"/>
-              <w:jc w:val="center"/>
-              <w:rPr>
-                <w:rFonts w:ascii="Arial Nova Cond Light" w:hAnsi="Arial Nova Cond Light" w:cs="Times New Roman"/>
-              </w:rPr>
-            </w:pPr>
-            <w:r>
-              <w:rPr>
-                <w:rFonts w:ascii="Arial Nova Cond" w:hAnsi="Arial Nova Cond" w:cs="Times New Roman"/>
-                <w:sz w:val="20"/>
-                <w:szCs w:val="20"/>
-              </w:rPr>
-              <w:t>{{</w:t>
-            </w:r>
-            <w:proofErr w:type="spellStart"/>
-            <w:r>
-              <w:rPr>
-                <w:rFonts w:ascii="Arial Nova Cond" w:hAnsi="Arial Nova Cond" w:cs="Times New Roman"/>
-                <w:sz w:val="20"/>
-                <w:szCs w:val="20"/>
-              </w:rPr>
-              <w:t>cordinador</w:t>
-            </w:r>
-            <w:proofErr w:type="spellEnd"/>
-            <w:r>
-              <w:rPr>
-                <w:rFonts w:ascii="Arial Nova Cond" w:hAnsi="Arial Nova Cond" w:cs="Times New Roman"/>
-                <w:sz w:val="20"/>
-                <w:szCs w:val="20"/>
-              </w:rPr>
-              <w:t>}}</w:t>
+              <w:t>{{cordinador}}</w:t>
             </w:r>
           </w:p>
         </w:tc>
@@ -1010,25 +938,7 @@
                 <w:sz w:val="20"/>
                 <w:szCs w:val="20"/>
               </w:rPr>
-              <w:t>{{</w:t>
-            </w:r>
-            <w:proofErr w:type="spellStart"/>
-            <w:r>
-              <w:rPr>
-                <w:rFonts w:ascii="Arial Nova Cond" w:hAnsi="Arial Nova Cond" w:cs="Times New Roman"/>
-                <w:sz w:val="20"/>
-                <w:szCs w:val="20"/>
-              </w:rPr>
-              <w:t>institucioneducativa</w:t>
-            </w:r>
-            <w:proofErr w:type="spellEnd"/>
-            <w:r>
-              <w:rPr>
-                <w:rFonts w:ascii="Arial Nova Cond" w:hAnsi="Arial Nova Cond" w:cs="Times New Roman"/>
-                <w:sz w:val="20"/>
-                <w:szCs w:val="20"/>
-              </w:rPr>
-              <w:t>}}</w:t>
+              <w:t>{{institucioneducativa}}</w:t>
             </w:r>
           </w:p>
         </w:tc>
@@ -4499,29 +4409,16 @@
                 <w:szCs w:val="20"/>
               </w:rPr>
             </w:pPr>
-            <w:proofErr w:type="spellStart"/>
-            <w:r>
-              <w:rPr>
-                <w:rFonts w:ascii="Arial Nova Cond Light" w:hAnsi="Arial Nova Cond Light" w:cs="Times New Roman"/>
-                <w:b/>
-                <w:bCs/>
-                <w:color w:val="000000" w:themeColor="text1"/>
-                <w:sz w:val="20"/>
-                <w:szCs w:val="20"/>
-              </w:rPr>
-              <w:t>N°</w:t>
-            </w:r>
-            <w:proofErr w:type="spellEnd"/>
-            <w:r>
-              <w:rPr>
-                <w:rFonts w:ascii="Arial Nova Cond Light" w:hAnsi="Arial Nova Cond Light" w:cs="Times New Roman"/>
-                <w:b/>
-                <w:bCs/>
-                <w:color w:val="000000" w:themeColor="text1"/>
-                <w:sz w:val="20"/>
-                <w:szCs w:val="20"/>
-              </w:rPr>
-              <w:t xml:space="preserve"> DE SEMANAS LECTIVAS</w:t>
+            <w:r>
+              <w:rPr>
+                <w:rFonts w:ascii="Arial Nova Cond Light" w:hAnsi="Arial Nova Cond Light" w:cs="Times New Roman"/>
+                <w:b/>
+                <w:bCs/>
+                <w:color w:val="000000" w:themeColor="text1"/>
+                <w:sz w:val="20"/>
+                <w:szCs w:val="20"/>
+              </w:rPr>
+              <w:t>N° DE SEMANAS LECTIVAS</w:t>
             </w:r>
           </w:p>
         </w:tc>
@@ -4546,29 +4443,16 @@
                 <w:szCs w:val="20"/>
               </w:rPr>
             </w:pPr>
-            <w:proofErr w:type="spellStart"/>
-            <w:r>
-              <w:rPr>
-                <w:rFonts w:ascii="Arial Nova Cond Light" w:hAnsi="Arial Nova Cond Light" w:cs="Times New Roman"/>
-                <w:b/>
-                <w:bCs/>
-                <w:color w:val="000000" w:themeColor="text1"/>
-                <w:sz w:val="20"/>
-                <w:szCs w:val="20"/>
-              </w:rPr>
-              <w:t>N°</w:t>
-            </w:r>
-            <w:proofErr w:type="spellEnd"/>
-            <w:r>
-              <w:rPr>
-                <w:rFonts w:ascii="Arial Nova Cond Light" w:hAnsi="Arial Nova Cond Light" w:cs="Times New Roman"/>
-                <w:b/>
-                <w:bCs/>
-                <w:color w:val="000000" w:themeColor="text1"/>
-                <w:sz w:val="20"/>
-                <w:szCs w:val="20"/>
-              </w:rPr>
-              <w:t xml:space="preserve"> UNIDADES</w:t>
+            <w:r>
+              <w:rPr>
+                <w:rFonts w:ascii="Arial Nova Cond Light" w:hAnsi="Arial Nova Cond Light" w:cs="Times New Roman"/>
+                <w:b/>
+                <w:bCs/>
+                <w:color w:val="000000" w:themeColor="text1"/>
+                <w:sz w:val="20"/>
+                <w:szCs w:val="20"/>
+              </w:rPr>
+              <w:t>N° UNIDADES</w:t>
             </w:r>
           </w:p>
         </w:tc>
@@ -11824,6 +11708,29 @@
         </w:rPr>
       </w:pPr>
     </w:p>
+    <w:p>
+      <w:pPr>
+        <w:pStyle w:val="Prrafodelista"/>
+        <w:shd w:val="clear" w:color="auto" w:fill="FFFFFF" w:themeFill="background1"/>
+        <w:spacing w:after="0" w:line="276" w:lineRule="auto"/>
+        <w:ind w:left="-284" w:right="-455"/>
+        <w:rPr>
+          <w:rFonts w:ascii="Arial Nova Cond Light" w:hAnsi="Arial Nova Cond Light" w:cs="Times New Roman"/>
+          <w:b/>
+          <w:bCs/>
+          <w:color w:val="000000" w:themeColor="text1"/>
+        </w:rPr>
+      </w:pPr>
+      <w:r>
+        <w:rPr>
+          <w:rFonts w:ascii="Arial Nova Cond Light" w:hAnsi="Arial Nova Cond Light" w:cs="Times New Roman"/>
+          <w:b/>
+          <w:bCs/>
+          <w:color w:val="000000" w:themeColor="text1"/>
+        </w:rPr>
+        <w:t xml:space="preserve"> </w:t>
+      </w:r>
+    </w:p>
     <w:tbl>
       <w:tblPr>
         <w:tblStyle w:val="Tablaconcuadrcula"/>
@@ -11841,13 +11748,13 @@
         <w:tblLook w:val="04A0" w:firstRow="1" w:lastRow="0" w:firstColumn="1" w:lastColumn="0" w:noHBand="0" w:noVBand="1"/>
       </w:tblPr>
       <w:tblGrid>
-        <w:gridCol w:w="875"/>
-        <w:gridCol w:w="1095"/>
-        <w:gridCol w:w="1726"/>
-        <w:gridCol w:w="6169"/>
-        <w:gridCol w:w="2015"/>
-        <w:gridCol w:w="1634"/>
-        <w:gridCol w:w="1337"/>
+        <w:gridCol w:w="818"/>
+        <w:gridCol w:w="1018"/>
+        <w:gridCol w:w="5379"/>
+        <w:gridCol w:w="1984"/>
+        <w:gridCol w:w="2693"/>
+        <w:gridCol w:w="1560"/>
+        <w:gridCol w:w="1399"/>
       </w:tblGrid>
       <w:tr>
         <w:trPr>
@@ -11856,7 +11763,7 @@
         </w:trPr>
         <w:tc>
           <w:tcPr>
-            <w:tcW w:w="875" w:type="dxa"/>
+            <w:tcW w:w="818" w:type="dxa"/>
             <w:shd w:val="clear" w:color="auto" w:fill="C1F0C7" w:themeFill="accent3" w:themeFillTint="33"/>
             <w:vAlign w:val="center"/>
           </w:tcPr>
@@ -11890,7 +11797,7 @@
         </w:tc>
         <w:tc>
           <w:tcPr>
-            <w:tcW w:w="1095" w:type="dxa"/>
+            <w:tcW w:w="1018" w:type="dxa"/>
             <w:shd w:val="clear" w:color="auto" w:fill="C1F0C7" w:themeFill="accent3" w:themeFillTint="33"/>
             <w:vAlign w:val="center"/>
           </w:tcPr>
@@ -11923,7 +11830,7 @@
         </w:tc>
         <w:tc>
           <w:tcPr>
-            <w:tcW w:w="1726" w:type="dxa"/>
+            <w:tcW w:w="5379" w:type="dxa"/>
             <w:shd w:val="clear" w:color="auto" w:fill="C1F0C7" w:themeFill="accent3" w:themeFillTint="33"/>
             <w:vAlign w:val="center"/>
           </w:tcPr>
@@ -11950,13 +11857,35 @@
                 <w:sz w:val="20"/>
                 <w:szCs w:val="20"/>
               </w:rPr>
-              <w:t>PROBLEMA / POTENCIALIDAD</w:t>
-            </w:r>
-          </w:p>
-        </w:tc>
-        <w:tc>
-          <w:tcPr>
-            <w:tcW w:w="6169" w:type="dxa"/>
+              <w:t>SITUACIÓN SIGNIF</w:t>
+            </w:r>
+            <w:r>
+              <w:rPr>
+                <w:rFonts w:ascii="Arial Nova Cond" w:hAnsi="Arial Nova Cond" w:cs="Times New Roman"/>
+                <w:b/>
+                <w:bCs/>
+                <w:color w:val="000000" w:themeColor="text1"/>
+                <w:sz w:val="20"/>
+                <w:szCs w:val="20"/>
+              </w:rPr>
+              <w:t>I</w:t>
+            </w:r>
+            <w:r>
+              <w:rPr>
+                <w:rFonts w:ascii="Arial Nova Cond" w:hAnsi="Arial Nova Cond" w:cs="Times New Roman"/>
+                <w:b/>
+                <w:bCs/>
+                <w:color w:val="000000" w:themeColor="text1"/>
+                <w:sz w:val="20"/>
+                <w:szCs w:val="20"/>
+              </w:rPr>
+              <w:t>CATIVA</w:t>
+            </w:r>
+          </w:p>
+        </w:tc>
+        <w:tc>
+          <w:tcPr>
+            <w:tcW w:w="1984" w:type="dxa"/>
             <w:shd w:val="clear" w:color="auto" w:fill="C1F0C7" w:themeFill="accent3" w:themeFillTint="33"/>
             <w:vAlign w:val="center"/>
           </w:tcPr>
@@ -11983,7 +11912,7 @@
                 <w:sz w:val="20"/>
                 <w:szCs w:val="20"/>
               </w:rPr>
-              <w:t>SITUACIÓN SIGNIF</w:t>
+              <w:t>TÍTULO DE LA UNIDAD DID</w:t>
             </w:r>
             <w:r>
               <w:rPr>
@@ -11994,7 +11923,7 @@
                 <w:sz w:val="20"/>
                 <w:szCs w:val="20"/>
               </w:rPr>
-              <w:t>I</w:t>
+              <w:t>Á</w:t>
             </w:r>
             <w:r>
               <w:rPr>
@@ -12005,13 +11934,24 @@
                 <w:sz w:val="20"/>
                 <w:szCs w:val="20"/>
               </w:rPr>
-              <w:t>CATIVA</w:t>
-            </w:r>
-          </w:p>
-        </w:tc>
-        <w:tc>
-          <w:tcPr>
-            <w:tcW w:w="2015" w:type="dxa"/>
+              <w:t>CTICA</w:t>
+            </w:r>
+            <w:r>
+              <w:rPr>
+                <w:rFonts w:ascii="Arial Nova Cond" w:hAnsi="Arial Nova Cond" w:cs="Times New Roman"/>
+                <w:b/>
+                <w:bCs/>
+                <w:color w:val="000000" w:themeColor="text1"/>
+                <w:sz w:val="20"/>
+                <w:szCs w:val="20"/>
+              </w:rPr>
+              <w:t>.</w:t>
+            </w:r>
+          </w:p>
+        </w:tc>
+        <w:tc>
+          <w:tcPr>
+            <w:tcW w:w="2693" w:type="dxa"/>
             <w:shd w:val="clear" w:color="auto" w:fill="C1F0C7" w:themeFill="accent3" w:themeFillTint="33"/>
             <w:vAlign w:val="center"/>
           </w:tcPr>
@@ -12038,9 +11978,21 @@
                 <w:sz w:val="20"/>
                 <w:szCs w:val="20"/>
               </w:rPr>
-              <w:t>TÍTULO DE LA UNIDAD DID</w:t>
-            </w:r>
-            <w:r>
+              <w:t>CAMPO TEMATICO</w:t>
+            </w:r>
+          </w:p>
+        </w:tc>
+        <w:tc>
+          <w:tcPr>
+            <w:tcW w:w="1560" w:type="dxa"/>
+            <w:shd w:val="clear" w:color="auto" w:fill="C1F0C7" w:themeFill="accent3" w:themeFillTint="33"/>
+            <w:vAlign w:val="center"/>
+          </w:tcPr>
+          <w:p>
+            <w:pPr>
+              <w:pStyle w:val="Prrafodelista"/>
+              <w:ind w:left="0"/>
+              <w:jc w:val="center"/>
               <w:rPr>
                 <w:rFonts w:ascii="Arial Nova Cond" w:hAnsi="Arial Nova Cond" w:cs="Times New Roman"/>
                 <w:b/>
@@ -12049,8 +12001,7 @@
                 <w:sz w:val="20"/>
                 <w:szCs w:val="20"/>
               </w:rPr>
-              <w:t>Á</w:t>
-            </w:r>
+            </w:pPr>
             <w:r>
               <w:rPr>
                 <w:rFonts w:ascii="Arial Nova Cond" w:hAnsi="Arial Nova Cond" w:cs="Times New Roman"/>
@@ -12060,57 +12011,13 @@
                 <w:sz w:val="20"/>
                 <w:szCs w:val="20"/>
               </w:rPr>
-              <w:t>CTICA</w:t>
-            </w:r>
-            <w:r>
-              <w:rPr>
-                <w:rFonts w:ascii="Arial Nova Cond" w:hAnsi="Arial Nova Cond" w:cs="Times New Roman"/>
-                <w:b/>
-                <w:bCs/>
-                <w:color w:val="000000" w:themeColor="text1"/>
-                <w:sz w:val="20"/>
-                <w:szCs w:val="20"/>
-              </w:rPr>
-              <w:t>.</w:t>
-            </w:r>
-          </w:p>
-        </w:tc>
-        <w:tc>
-          <w:tcPr>
-            <w:tcW w:w="1634" w:type="dxa"/>
-            <w:shd w:val="clear" w:color="auto" w:fill="C1F0C7" w:themeFill="accent3" w:themeFillTint="33"/>
-            <w:vAlign w:val="center"/>
-          </w:tcPr>
-          <w:p>
-            <w:pPr>
-              <w:pStyle w:val="Prrafodelista"/>
-              <w:ind w:left="0"/>
-              <w:jc w:val="center"/>
-              <w:rPr>
-                <w:rFonts w:ascii="Arial Nova Cond" w:hAnsi="Arial Nova Cond" w:cs="Times New Roman"/>
-                <w:b/>
-                <w:bCs/>
-                <w:color w:val="000000" w:themeColor="text1"/>
-                <w:sz w:val="20"/>
-                <w:szCs w:val="20"/>
-              </w:rPr>
-            </w:pPr>
-            <w:r>
-              <w:rPr>
-                <w:rFonts w:ascii="Arial Nova Cond" w:hAnsi="Arial Nova Cond" w:cs="Times New Roman"/>
-                <w:b/>
-                <w:bCs/>
-                <w:color w:val="000000" w:themeColor="text1"/>
-                <w:sz w:val="20"/>
-                <w:szCs w:val="20"/>
-              </w:rPr>
               <w:t>COMPETENCIAS</w:t>
             </w:r>
           </w:p>
         </w:tc>
         <w:tc>
           <w:tcPr>
-            <w:tcW w:w="1337" w:type="dxa"/>
+            <w:tcW w:w="1399" w:type="dxa"/>
             <w:shd w:val="clear" w:color="auto" w:fill="C1F0C7" w:themeFill="accent3" w:themeFillTint="33"/>
             <w:vAlign w:val="center"/>
           </w:tcPr>
@@ -12149,7 +12056,7 @@
         </w:trPr>
         <w:tc>
           <w:tcPr>
-            <w:tcW w:w="875" w:type="dxa"/>
+            <w:tcW w:w="818" w:type="dxa"/>
             <w:vMerge w:val="restart"/>
             <w:vAlign w:val="center"/>
           </w:tcPr>
@@ -12188,7 +12095,7 @@
         </w:tc>
         <w:tc>
           <w:tcPr>
-            <w:tcW w:w="1095" w:type="dxa"/>
+            <w:tcW w:w="1018" w:type="dxa"/>
             <w:vAlign w:val="center"/>
           </w:tcPr>
           <w:p>
@@ -12226,7 +12133,7 @@
         </w:tc>
         <w:tc>
           <w:tcPr>
-            <w:tcW w:w="1726" w:type="dxa"/>
+            <w:tcW w:w="5379" w:type="dxa"/>
             <w:vAlign w:val="center"/>
           </w:tcPr>
           <w:p>
@@ -12254,47 +12161,13 @@
                 <w:szCs w:val="20"/>
                 <w:lang w:val="es-ES_tradnl"/>
               </w:rPr>
-              <w:t>{{problemapotencialidad0}}</w:t>
-            </w:r>
-          </w:p>
-        </w:tc>
-        <w:tc>
-          <w:tcPr>
-            <w:tcW w:w="6169" w:type="dxa"/>
-            <w:vAlign w:val="center"/>
-          </w:tcPr>
-          <w:p>
-            <w:pPr>
-              <w:pStyle w:val="Prrafodelista"/>
-              <w:tabs>
-                <w:tab w:val="left" w:pos="0"/>
-                <w:tab w:val="left" w:pos="142"/>
-                <w:tab w:val="left" w:pos="284"/>
-              </w:tabs>
-              <w:spacing w:line="276" w:lineRule="auto"/>
-              <w:ind w:left="0"/>
-              <w:jc w:val="both"/>
-              <w:rPr>
-                <w:rFonts w:ascii="Arial Nova Cond" w:eastAsia="Calibri" w:hAnsi="Arial Nova Cond" w:cs="Times New Roman"/>
-                <w:sz w:val="20"/>
-                <w:szCs w:val="20"/>
-                <w:lang w:val="es-ES_tradnl"/>
-              </w:rPr>
-            </w:pPr>
-            <w:r>
-              <w:rPr>
-                <w:rFonts w:ascii="Arial Nova Cond" w:eastAsia="Calibri" w:hAnsi="Arial Nova Cond" w:cs="Times New Roman"/>
-                <w:sz w:val="20"/>
-                <w:szCs w:val="20"/>
-                <w:lang w:val="es-ES_tradnl"/>
-              </w:rPr>
-              <w:t>{{situacionsignificativa0}}</w:t>
-            </w:r>
-          </w:p>
-        </w:tc>
-        <w:tc>
-          <w:tcPr>
-            <w:tcW w:w="2015" w:type="dxa"/>
+              <w:t xml:space="preserve">{{situacionsignificativa0}} </w:t>
+            </w:r>
+          </w:p>
+        </w:tc>
+        <w:tc>
+          <w:tcPr>
+            <w:tcW w:w="1984" w:type="dxa"/>
             <w:vAlign w:val="center"/>
           </w:tcPr>
           <w:p>
@@ -12325,7 +12198,7 @@
         </w:tc>
         <w:tc>
           <w:tcPr>
-            <w:tcW w:w="1634" w:type="dxa"/>
+            <w:tcW w:w="2693" w:type="dxa"/>
             <w:vAlign w:val="center"/>
           </w:tcPr>
           <w:p>
@@ -12350,13 +12223,13 @@
                 <w:sz w:val="20"/>
                 <w:szCs w:val="20"/>
               </w:rPr>
-              <w:t>{{competencias0}}</w:t>
-            </w:r>
-          </w:p>
-        </w:tc>
-        <w:tc>
-          <w:tcPr>
-            <w:tcW w:w="1337" w:type="dxa"/>
+              <w:t>{{campotematico0}}</w:t>
+            </w:r>
+          </w:p>
+        </w:tc>
+        <w:tc>
+          <w:tcPr>
+            <w:tcW w:w="1560" w:type="dxa"/>
             <w:vAlign w:val="center"/>
           </w:tcPr>
           <w:p>
@@ -12364,7 +12237,38 @@
               <w:autoSpaceDE w:val="0"/>
               <w:autoSpaceDN w:val="0"/>
               <w:adjustRightInd w:val="0"/>
-              <w:jc w:val="center"/>
+              <w:jc w:val="both"/>
+              <w:rPr>
+                <w:rFonts w:ascii="Arial Nova Cond" w:hAnsi="Arial Nova Cond" w:cs="Arial"/>
+                <w:color w:val="000000"/>
+                <w:kern w:val="0"/>
+                <w:sz w:val="20"/>
+                <w:szCs w:val="20"/>
+              </w:rPr>
+            </w:pPr>
+            <w:r>
+              <w:rPr>
+                <w:rFonts w:ascii="Arial Nova Cond" w:hAnsi="Arial Nova Cond" w:cs="Arial"/>
+                <w:color w:val="000000"/>
+                <w:kern w:val="0"/>
+                <w:sz w:val="20"/>
+                <w:szCs w:val="20"/>
+              </w:rPr>
+              <w:t>{{competencias0}}</w:t>
+            </w:r>
+          </w:p>
+        </w:tc>
+        <w:tc>
+          <w:tcPr>
+            <w:tcW w:w="1399" w:type="dxa"/>
+            <w:vAlign w:val="center"/>
+          </w:tcPr>
+          <w:p>
+            <w:pPr>
+              <w:autoSpaceDE w:val="0"/>
+              <w:autoSpaceDN w:val="0"/>
+              <w:adjustRightInd w:val="0"/>
+              <w:jc w:val="both"/>
               <w:rPr>
                 <w:rFonts w:ascii="Arial Nova Cond" w:hAnsi="Arial Nova Cond" w:cs="Arial"/>
                 <w:color w:val="000000"/>
@@ -12393,7 +12297,7 @@
         </w:trPr>
         <w:tc>
           <w:tcPr>
-            <w:tcW w:w="875" w:type="dxa"/>
+            <w:tcW w:w="818" w:type="dxa"/>
             <w:vMerge/>
             <w:vAlign w:val="center"/>
           </w:tcPr>
@@ -12421,7 +12325,7 @@
         </w:tc>
         <w:tc>
           <w:tcPr>
-            <w:tcW w:w="1095" w:type="dxa"/>
+            <w:tcW w:w="1018" w:type="dxa"/>
             <w:vAlign w:val="center"/>
           </w:tcPr>
           <w:p>
@@ -12459,33 +12363,7 @@
         </w:tc>
         <w:tc>
           <w:tcPr>
-            <w:tcW w:w="1726" w:type="dxa"/>
-            <w:vAlign w:val="center"/>
-          </w:tcPr>
-          <w:p>
-            <w:pPr>
-              <w:pStyle w:val="NormalWeb"/>
-              <w:jc w:val="both"/>
-              <w:rPr>
-                <w:rFonts w:ascii="Arial Nova Cond" w:hAnsi="Arial Nova Cond"/>
-                <w:sz w:val="20"/>
-                <w:szCs w:val="20"/>
-              </w:rPr>
-            </w:pPr>
-            <w:r>
-              <w:rPr>
-                <w:rFonts w:ascii="Arial Nova Cond" w:eastAsia="Calibri" w:hAnsi="Arial Nova Cond"/>
-                <w:sz w:val="20"/>
-                <w:szCs w:val="20"/>
-                <w:lang w:val="es-ES_tradnl"/>
-              </w:rPr>
-              <w:t>{{problemapotencialidad1}}</w:t>
-            </w:r>
-          </w:p>
-        </w:tc>
-        <w:tc>
-          <w:tcPr>
-            <w:tcW w:w="6169" w:type="dxa"/>
+            <w:tcW w:w="5379" w:type="dxa"/>
             <w:vAlign w:val="center"/>
           </w:tcPr>
           <w:p>
@@ -12519,7 +12397,7 @@
         </w:tc>
         <w:tc>
           <w:tcPr>
-            <w:tcW w:w="2015" w:type="dxa"/>
+            <w:tcW w:w="1984" w:type="dxa"/>
             <w:vAlign w:val="center"/>
           </w:tcPr>
           <w:p>
@@ -12550,7 +12428,7 @@
         </w:tc>
         <w:tc>
           <w:tcPr>
-            <w:tcW w:w="1634" w:type="dxa"/>
+            <w:tcW w:w="2693" w:type="dxa"/>
             <w:vAlign w:val="center"/>
           </w:tcPr>
           <w:p>
@@ -12575,13 +12453,13 @@
                 <w:sz w:val="20"/>
                 <w:szCs w:val="20"/>
               </w:rPr>
-              <w:t>{{competencias1}}</w:t>
-            </w:r>
-          </w:p>
-        </w:tc>
-        <w:tc>
-          <w:tcPr>
-            <w:tcW w:w="1337" w:type="dxa"/>
+              <w:t>{{campotematico1}}</w:t>
+            </w:r>
+          </w:p>
+        </w:tc>
+        <w:tc>
+          <w:tcPr>
+            <w:tcW w:w="1560" w:type="dxa"/>
             <w:vAlign w:val="center"/>
           </w:tcPr>
           <w:p>
@@ -12589,7 +12467,38 @@
               <w:autoSpaceDE w:val="0"/>
               <w:autoSpaceDN w:val="0"/>
               <w:adjustRightInd w:val="0"/>
-              <w:jc w:val="center"/>
+              <w:jc w:val="both"/>
+              <w:rPr>
+                <w:rFonts w:ascii="Arial Nova Cond" w:hAnsi="Arial Nova Cond" w:cs="Arial"/>
+                <w:color w:val="000000"/>
+                <w:kern w:val="0"/>
+                <w:sz w:val="20"/>
+                <w:szCs w:val="20"/>
+              </w:rPr>
+            </w:pPr>
+            <w:r>
+              <w:rPr>
+                <w:rFonts w:ascii="Arial Nova Cond" w:hAnsi="Arial Nova Cond" w:cs="Arial"/>
+                <w:color w:val="000000"/>
+                <w:kern w:val="0"/>
+                <w:sz w:val="20"/>
+                <w:szCs w:val="20"/>
+              </w:rPr>
+              <w:t>{{competencias1}}</w:t>
+            </w:r>
+          </w:p>
+        </w:tc>
+        <w:tc>
+          <w:tcPr>
+            <w:tcW w:w="1399" w:type="dxa"/>
+            <w:vAlign w:val="center"/>
+          </w:tcPr>
+          <w:p>
+            <w:pPr>
+              <w:autoSpaceDE w:val="0"/>
+              <w:autoSpaceDN w:val="0"/>
+              <w:adjustRightInd w:val="0"/>
+              <w:jc w:val="both"/>
               <w:rPr>
                 <w:rFonts w:ascii="Arial Nova Cond" w:hAnsi="Arial Nova Cond" w:cs="Arial"/>
                 <w:color w:val="000000"/>
@@ -12618,7 +12527,7 @@
         </w:trPr>
         <w:tc>
           <w:tcPr>
-            <w:tcW w:w="875" w:type="dxa"/>
+            <w:tcW w:w="818" w:type="dxa"/>
             <w:vMerge/>
             <w:vAlign w:val="center"/>
           </w:tcPr>
@@ -12646,7 +12555,7 @@
         </w:tc>
         <w:tc>
           <w:tcPr>
-            <w:tcW w:w="1095" w:type="dxa"/>
+            <w:tcW w:w="1018" w:type="dxa"/>
             <w:vAlign w:val="center"/>
           </w:tcPr>
           <w:p>
@@ -12684,33 +12593,7 @@
         </w:tc>
         <w:tc>
           <w:tcPr>
-            <w:tcW w:w="1726" w:type="dxa"/>
-            <w:vAlign w:val="center"/>
-          </w:tcPr>
-          <w:p>
-            <w:pPr>
-              <w:pStyle w:val="NormalWeb"/>
-              <w:jc w:val="both"/>
-              <w:rPr>
-                <w:rFonts w:ascii="Arial Nova Cond" w:eastAsia="Calibri" w:hAnsi="Arial Nova Cond"/>
-                <w:sz w:val="20"/>
-                <w:szCs w:val="20"/>
-              </w:rPr>
-            </w:pPr>
-            <w:r>
-              <w:rPr>
-                <w:rFonts w:ascii="Arial Nova Cond" w:eastAsia="Calibri" w:hAnsi="Arial Nova Cond"/>
-                <w:sz w:val="20"/>
-                <w:szCs w:val="20"/>
-                <w:lang w:val="es-ES_tradnl"/>
-              </w:rPr>
-              <w:t>{{problemapotencialidad2}}</w:t>
-            </w:r>
-          </w:p>
-        </w:tc>
-        <w:tc>
-          <w:tcPr>
-            <w:tcW w:w="6169" w:type="dxa"/>
+            <w:tcW w:w="5379" w:type="dxa"/>
             <w:vAlign w:val="center"/>
           </w:tcPr>
           <w:p>
@@ -12744,7 +12627,7 @@
         </w:tc>
         <w:tc>
           <w:tcPr>
-            <w:tcW w:w="2015" w:type="dxa"/>
+            <w:tcW w:w="1984" w:type="dxa"/>
             <w:vAlign w:val="center"/>
           </w:tcPr>
           <w:p>
@@ -12775,7 +12658,7 @@
         </w:tc>
         <w:tc>
           <w:tcPr>
-            <w:tcW w:w="1634" w:type="dxa"/>
+            <w:tcW w:w="2693" w:type="dxa"/>
             <w:vAlign w:val="center"/>
           </w:tcPr>
           <w:p>
@@ -12800,13 +12683,13 @@
                 <w:sz w:val="20"/>
                 <w:szCs w:val="20"/>
               </w:rPr>
-              <w:t>{{competencias2}}</w:t>
-            </w:r>
-          </w:p>
-        </w:tc>
-        <w:tc>
-          <w:tcPr>
-            <w:tcW w:w="1337" w:type="dxa"/>
+              <w:t>{{campotematico2}}</w:t>
+            </w:r>
+          </w:p>
+        </w:tc>
+        <w:tc>
+          <w:tcPr>
+            <w:tcW w:w="1560" w:type="dxa"/>
             <w:vAlign w:val="center"/>
           </w:tcPr>
           <w:p>
@@ -12814,7 +12697,38 @@
               <w:autoSpaceDE w:val="0"/>
               <w:autoSpaceDN w:val="0"/>
               <w:adjustRightInd w:val="0"/>
-              <w:jc w:val="center"/>
+              <w:jc w:val="both"/>
+              <w:rPr>
+                <w:rFonts w:ascii="Arial Nova Cond" w:hAnsi="Arial Nova Cond" w:cs="Arial"/>
+                <w:color w:val="000000"/>
+                <w:kern w:val="0"/>
+                <w:sz w:val="20"/>
+                <w:szCs w:val="20"/>
+              </w:rPr>
+            </w:pPr>
+            <w:r>
+              <w:rPr>
+                <w:rFonts w:ascii="Arial Nova Cond" w:hAnsi="Arial Nova Cond" w:cs="Arial"/>
+                <w:color w:val="000000"/>
+                <w:kern w:val="0"/>
+                <w:sz w:val="20"/>
+                <w:szCs w:val="20"/>
+              </w:rPr>
+              <w:t>{{competencias2}}</w:t>
+            </w:r>
+          </w:p>
+        </w:tc>
+        <w:tc>
+          <w:tcPr>
+            <w:tcW w:w="1399" w:type="dxa"/>
+            <w:vAlign w:val="center"/>
+          </w:tcPr>
+          <w:p>
+            <w:pPr>
+              <w:autoSpaceDE w:val="0"/>
+              <w:autoSpaceDN w:val="0"/>
+              <w:adjustRightInd w:val="0"/>
+              <w:jc w:val="both"/>
               <w:rPr>
                 <w:rFonts w:ascii="Arial Nova Cond" w:hAnsi="Arial Nova Cond" w:cs="Arial"/>
                 <w:color w:val="000000"/>
@@ -12843,7 +12757,7 @@
         </w:trPr>
         <w:tc>
           <w:tcPr>
-            <w:tcW w:w="875" w:type="dxa"/>
+            <w:tcW w:w="818" w:type="dxa"/>
             <w:vMerge w:val="restart"/>
             <w:vAlign w:val="center"/>
           </w:tcPr>
@@ -12882,7 +12796,7 @@
         </w:tc>
         <w:tc>
           <w:tcPr>
-            <w:tcW w:w="1095" w:type="dxa"/>
+            <w:tcW w:w="1018" w:type="dxa"/>
             <w:vAlign w:val="center"/>
           </w:tcPr>
           <w:p>
@@ -12920,33 +12834,7 @@
         </w:tc>
         <w:tc>
           <w:tcPr>
-            <w:tcW w:w="1726" w:type="dxa"/>
-            <w:vAlign w:val="center"/>
-          </w:tcPr>
-          <w:p>
-            <w:pPr>
-              <w:pStyle w:val="Sinespaciado"/>
-              <w:jc w:val="both"/>
-              <w:rPr>
-                <w:rFonts w:ascii="Arial Nova Cond" w:eastAsia="Times New Roman" w:hAnsi="Arial Nova Cond" w:cs="Times New Roman"/>
-                <w:sz w:val="20"/>
-                <w:szCs w:val="20"/>
-              </w:rPr>
-            </w:pPr>
-            <w:r>
-              <w:rPr>
-                <w:rFonts w:ascii="Arial Nova Cond" w:eastAsia="Calibri" w:hAnsi="Arial Nova Cond" w:cs="Times New Roman"/>
-                <w:sz w:val="20"/>
-                <w:szCs w:val="20"/>
-                <w:lang w:val="es-ES_tradnl"/>
-              </w:rPr>
-              <w:t>{{problemapotencialidad3}}</w:t>
-            </w:r>
-          </w:p>
-        </w:tc>
-        <w:tc>
-          <w:tcPr>
-            <w:tcW w:w="6169" w:type="dxa"/>
+            <w:tcW w:w="5379" w:type="dxa"/>
             <w:vAlign w:val="center"/>
           </w:tcPr>
           <w:p>
@@ -12981,7 +12869,7 @@
         </w:tc>
         <w:tc>
           <w:tcPr>
-            <w:tcW w:w="2015" w:type="dxa"/>
+            <w:tcW w:w="1984" w:type="dxa"/>
             <w:vAlign w:val="center"/>
           </w:tcPr>
           <w:p>
@@ -13012,7 +12900,7 @@
         </w:tc>
         <w:tc>
           <w:tcPr>
-            <w:tcW w:w="1634" w:type="dxa"/>
+            <w:tcW w:w="2693" w:type="dxa"/>
             <w:vAlign w:val="center"/>
           </w:tcPr>
           <w:p>
@@ -13037,13 +12925,13 @@
                 <w:sz w:val="20"/>
                 <w:szCs w:val="20"/>
               </w:rPr>
-              <w:t>{{competencias3}}</w:t>
-            </w:r>
-          </w:p>
-        </w:tc>
-        <w:tc>
-          <w:tcPr>
-            <w:tcW w:w="1337" w:type="dxa"/>
+              <w:t>{{campotematico3}}</w:t>
+            </w:r>
+          </w:p>
+        </w:tc>
+        <w:tc>
+          <w:tcPr>
+            <w:tcW w:w="1560" w:type="dxa"/>
             <w:vAlign w:val="center"/>
           </w:tcPr>
           <w:p>
@@ -13051,7 +12939,38 @@
               <w:autoSpaceDE w:val="0"/>
               <w:autoSpaceDN w:val="0"/>
               <w:adjustRightInd w:val="0"/>
-              <w:jc w:val="center"/>
+              <w:jc w:val="both"/>
+              <w:rPr>
+                <w:rFonts w:ascii="Arial Nova Cond" w:hAnsi="Arial Nova Cond" w:cs="Arial"/>
+                <w:color w:val="000000"/>
+                <w:kern w:val="0"/>
+                <w:sz w:val="20"/>
+                <w:szCs w:val="20"/>
+              </w:rPr>
+            </w:pPr>
+            <w:r>
+              <w:rPr>
+                <w:rFonts w:ascii="Arial Nova Cond" w:hAnsi="Arial Nova Cond" w:cs="Arial"/>
+                <w:color w:val="000000"/>
+                <w:kern w:val="0"/>
+                <w:sz w:val="20"/>
+                <w:szCs w:val="20"/>
+              </w:rPr>
+              <w:t>{{competencias3}}</w:t>
+            </w:r>
+          </w:p>
+        </w:tc>
+        <w:tc>
+          <w:tcPr>
+            <w:tcW w:w="1399" w:type="dxa"/>
+            <w:vAlign w:val="center"/>
+          </w:tcPr>
+          <w:p>
+            <w:pPr>
+              <w:autoSpaceDE w:val="0"/>
+              <w:autoSpaceDN w:val="0"/>
+              <w:adjustRightInd w:val="0"/>
+              <w:jc w:val="both"/>
               <w:rPr>
                 <w:rFonts w:ascii="Arial Nova Cond" w:hAnsi="Arial Nova Cond" w:cs="Arial"/>
                 <w:color w:val="000000"/>
@@ -13080,7 +12999,7 @@
         </w:trPr>
         <w:tc>
           <w:tcPr>
-            <w:tcW w:w="875" w:type="dxa"/>
+            <w:tcW w:w="818" w:type="dxa"/>
             <w:vMerge/>
             <w:vAlign w:val="center"/>
           </w:tcPr>
@@ -13108,7 +13027,7 @@
         </w:tc>
         <w:tc>
           <w:tcPr>
-            <w:tcW w:w="1095" w:type="dxa"/>
+            <w:tcW w:w="1018" w:type="dxa"/>
             <w:vAlign w:val="center"/>
           </w:tcPr>
           <w:p>
@@ -13146,33 +13065,7 @@
         </w:tc>
         <w:tc>
           <w:tcPr>
-            <w:tcW w:w="1726" w:type="dxa"/>
-            <w:vAlign w:val="center"/>
-          </w:tcPr>
-          <w:p>
-            <w:pPr>
-              <w:pStyle w:val="Sinespaciado"/>
-              <w:jc w:val="both"/>
-              <w:rPr>
-                <w:rFonts w:ascii="Arial Nova Cond" w:hAnsi="Arial Nova Cond"/>
-                <w:sz w:val="20"/>
-                <w:szCs w:val="20"/>
-              </w:rPr>
-            </w:pPr>
-            <w:r>
-              <w:rPr>
-                <w:rFonts w:ascii="Arial Nova Cond" w:eastAsia="Calibri" w:hAnsi="Arial Nova Cond" w:cs="Times New Roman"/>
-                <w:sz w:val="20"/>
-                <w:szCs w:val="20"/>
-                <w:lang w:val="es-ES_tradnl"/>
-              </w:rPr>
-              <w:t>{{problemapotencialidad4}}</w:t>
-            </w:r>
-          </w:p>
-        </w:tc>
-        <w:tc>
-          <w:tcPr>
-            <w:tcW w:w="6169" w:type="dxa"/>
+            <w:tcW w:w="5379" w:type="dxa"/>
             <w:vAlign w:val="center"/>
           </w:tcPr>
           <w:p>
@@ -13207,7 +13100,7 @@
         </w:tc>
         <w:tc>
           <w:tcPr>
-            <w:tcW w:w="2015" w:type="dxa"/>
+            <w:tcW w:w="1984" w:type="dxa"/>
             <w:vAlign w:val="center"/>
           </w:tcPr>
           <w:p>
@@ -13238,7 +13131,7 @@
         </w:tc>
         <w:tc>
           <w:tcPr>
-            <w:tcW w:w="1634" w:type="dxa"/>
+            <w:tcW w:w="2693" w:type="dxa"/>
             <w:vAlign w:val="center"/>
           </w:tcPr>
           <w:p>
@@ -13263,13 +13156,13 @@
                 <w:sz w:val="20"/>
                 <w:szCs w:val="20"/>
               </w:rPr>
-              <w:t>{{competencias4}}</w:t>
-            </w:r>
-          </w:p>
-        </w:tc>
-        <w:tc>
-          <w:tcPr>
-            <w:tcW w:w="1337" w:type="dxa"/>
+              <w:t>{{campotematico4}}</w:t>
+            </w:r>
+          </w:p>
+        </w:tc>
+        <w:tc>
+          <w:tcPr>
+            <w:tcW w:w="1560" w:type="dxa"/>
             <w:vAlign w:val="center"/>
           </w:tcPr>
           <w:p>
@@ -13277,7 +13170,38 @@
               <w:autoSpaceDE w:val="0"/>
               <w:autoSpaceDN w:val="0"/>
               <w:adjustRightInd w:val="0"/>
-              <w:jc w:val="center"/>
+              <w:jc w:val="both"/>
+              <w:rPr>
+                <w:rFonts w:ascii="Arial Nova Cond" w:hAnsi="Arial Nova Cond" w:cs="Arial"/>
+                <w:color w:val="000000"/>
+                <w:kern w:val="0"/>
+                <w:sz w:val="20"/>
+                <w:szCs w:val="20"/>
+              </w:rPr>
+            </w:pPr>
+            <w:r>
+              <w:rPr>
+                <w:rFonts w:ascii="Arial Nova Cond" w:hAnsi="Arial Nova Cond" w:cs="Arial"/>
+                <w:color w:val="000000"/>
+                <w:kern w:val="0"/>
+                <w:sz w:val="20"/>
+                <w:szCs w:val="20"/>
+              </w:rPr>
+              <w:t>{{competencias4}}</w:t>
+            </w:r>
+          </w:p>
+        </w:tc>
+        <w:tc>
+          <w:tcPr>
+            <w:tcW w:w="1399" w:type="dxa"/>
+            <w:vAlign w:val="center"/>
+          </w:tcPr>
+          <w:p>
+            <w:pPr>
+              <w:autoSpaceDE w:val="0"/>
+              <w:autoSpaceDN w:val="0"/>
+              <w:adjustRightInd w:val="0"/>
+              <w:jc w:val="both"/>
               <w:rPr>
                 <w:rFonts w:ascii="Arial Nova Cond" w:hAnsi="Arial Nova Cond" w:cs="Arial"/>
                 <w:color w:val="000000"/>
@@ -13306,7 +13230,7 @@
         </w:trPr>
         <w:tc>
           <w:tcPr>
-            <w:tcW w:w="875" w:type="dxa"/>
+            <w:tcW w:w="818" w:type="dxa"/>
             <w:vMerge w:val="restart"/>
             <w:vAlign w:val="center"/>
           </w:tcPr>
@@ -13345,7 +13269,7 @@
         </w:tc>
         <w:tc>
           <w:tcPr>
-            <w:tcW w:w="1095" w:type="dxa"/>
+            <w:tcW w:w="1018" w:type="dxa"/>
             <w:vAlign w:val="center"/>
           </w:tcPr>
           <w:p>
@@ -13383,34 +13307,7 @@
         </w:tc>
         <w:tc>
           <w:tcPr>
-            <w:tcW w:w="1726" w:type="dxa"/>
-            <w:vAlign w:val="center"/>
-          </w:tcPr>
-          <w:p>
-            <w:pPr>
-              <w:pStyle w:val="Sinespaciado"/>
-              <w:jc w:val="both"/>
-              <w:rPr>
-                <w:rFonts w:ascii="Arial Nova Cond" w:hAnsi="Arial Nova Cond"/>
-                <w:color w:val="000000" w:themeColor="text1"/>
-                <w:sz w:val="20"/>
-                <w:szCs w:val="20"/>
-              </w:rPr>
-            </w:pPr>
-            <w:r>
-              <w:rPr>
-                <w:rFonts w:ascii="Arial Nova Cond" w:eastAsia="Calibri" w:hAnsi="Arial Nova Cond" w:cs="Times New Roman"/>
-                <w:sz w:val="20"/>
-                <w:szCs w:val="20"/>
-                <w:lang w:val="es-ES_tradnl"/>
-              </w:rPr>
-              <w:t>{{problemapotencialidad5}}</w:t>
-            </w:r>
-          </w:p>
-        </w:tc>
-        <w:tc>
-          <w:tcPr>
-            <w:tcW w:w="6169" w:type="dxa"/>
+            <w:tcW w:w="5379" w:type="dxa"/>
             <w:vAlign w:val="center"/>
           </w:tcPr>
           <w:p>
@@ -13439,13 +13336,13 @@
                 <w:szCs w:val="20"/>
                 <w:lang w:val="es-ES_tradnl"/>
               </w:rPr>
-              <w:t>{{situacionsignificativa5}}</w:t>
-            </w:r>
-          </w:p>
-        </w:tc>
-        <w:tc>
-          <w:tcPr>
-            <w:tcW w:w="2015" w:type="dxa"/>
+              <w:t xml:space="preserve">{{situacionsignificativa5}} </w:t>
+            </w:r>
+          </w:p>
+        </w:tc>
+        <w:tc>
+          <w:tcPr>
+            <w:tcW w:w="1984" w:type="dxa"/>
             <w:vAlign w:val="center"/>
           </w:tcPr>
           <w:p>
@@ -13476,7 +13373,7 @@
         </w:tc>
         <w:tc>
           <w:tcPr>
-            <w:tcW w:w="1634" w:type="dxa"/>
+            <w:tcW w:w="2693" w:type="dxa"/>
             <w:vAlign w:val="center"/>
           </w:tcPr>
           <w:p>
@@ -13501,13 +13398,13 @@
                 <w:sz w:val="20"/>
                 <w:szCs w:val="20"/>
               </w:rPr>
-              <w:t>{{competencias5}}</w:t>
-            </w:r>
-          </w:p>
-        </w:tc>
-        <w:tc>
-          <w:tcPr>
-            <w:tcW w:w="1337" w:type="dxa"/>
+              <w:t>{{campotematico5}}</w:t>
+            </w:r>
+          </w:p>
+        </w:tc>
+        <w:tc>
+          <w:tcPr>
+            <w:tcW w:w="1560" w:type="dxa"/>
             <w:vAlign w:val="center"/>
           </w:tcPr>
           <w:p>
@@ -13515,7 +13412,38 @@
               <w:autoSpaceDE w:val="0"/>
               <w:autoSpaceDN w:val="0"/>
               <w:adjustRightInd w:val="0"/>
-              <w:jc w:val="center"/>
+              <w:jc w:val="both"/>
+              <w:rPr>
+                <w:rFonts w:ascii="Arial Nova Cond" w:hAnsi="Arial Nova Cond" w:cs="Arial"/>
+                <w:color w:val="000000"/>
+                <w:kern w:val="0"/>
+                <w:sz w:val="20"/>
+                <w:szCs w:val="20"/>
+              </w:rPr>
+            </w:pPr>
+            <w:r>
+              <w:rPr>
+                <w:rFonts w:ascii="Arial Nova Cond" w:hAnsi="Arial Nova Cond" w:cs="Arial"/>
+                <w:color w:val="000000"/>
+                <w:kern w:val="0"/>
+                <w:sz w:val="20"/>
+                <w:szCs w:val="20"/>
+              </w:rPr>
+              <w:t>{{competencias5}}</w:t>
+            </w:r>
+          </w:p>
+        </w:tc>
+        <w:tc>
+          <w:tcPr>
+            <w:tcW w:w="1399" w:type="dxa"/>
+            <w:vAlign w:val="center"/>
+          </w:tcPr>
+          <w:p>
+            <w:pPr>
+              <w:autoSpaceDE w:val="0"/>
+              <w:autoSpaceDN w:val="0"/>
+              <w:adjustRightInd w:val="0"/>
+              <w:jc w:val="both"/>
               <w:rPr>
                 <w:rFonts w:ascii="Arial Nova Cond" w:hAnsi="Arial Nova Cond" w:cs="Arial"/>
                 <w:color w:val="000000"/>
@@ -13544,7 +13472,7 @@
         </w:trPr>
         <w:tc>
           <w:tcPr>
-            <w:tcW w:w="875" w:type="dxa"/>
+            <w:tcW w:w="818" w:type="dxa"/>
             <w:vMerge/>
             <w:vAlign w:val="center"/>
           </w:tcPr>
@@ -13572,7 +13500,7 @@
         </w:tc>
         <w:tc>
           <w:tcPr>
-            <w:tcW w:w="1095" w:type="dxa"/>
+            <w:tcW w:w="1018" w:type="dxa"/>
             <w:vAlign w:val="center"/>
           </w:tcPr>
           <w:p>
@@ -13610,33 +13538,7 @@
         </w:tc>
         <w:tc>
           <w:tcPr>
-            <w:tcW w:w="1726" w:type="dxa"/>
-            <w:vAlign w:val="center"/>
-          </w:tcPr>
-          <w:p>
-            <w:pPr>
-              <w:pStyle w:val="Sinespaciado"/>
-              <w:jc w:val="both"/>
-              <w:rPr>
-                <w:rFonts w:ascii="Arial Nova Cond" w:hAnsi="Arial Nova Cond"/>
-                <w:sz w:val="20"/>
-                <w:szCs w:val="20"/>
-              </w:rPr>
-            </w:pPr>
-            <w:r>
-              <w:rPr>
-                <w:rFonts w:ascii="Arial Nova Cond" w:eastAsia="Calibri" w:hAnsi="Arial Nova Cond" w:cs="Times New Roman"/>
-                <w:sz w:val="20"/>
-                <w:szCs w:val="20"/>
-                <w:lang w:val="es-ES_tradnl"/>
-              </w:rPr>
-              <w:t>{{problemapotencialidad6}}</w:t>
-            </w:r>
-          </w:p>
-        </w:tc>
-        <w:tc>
-          <w:tcPr>
-            <w:tcW w:w="6169" w:type="dxa"/>
+            <w:tcW w:w="5379" w:type="dxa"/>
             <w:vAlign w:val="center"/>
           </w:tcPr>
           <w:p>
@@ -13670,7 +13572,7 @@
         </w:tc>
         <w:tc>
           <w:tcPr>
-            <w:tcW w:w="2015" w:type="dxa"/>
+            <w:tcW w:w="1984" w:type="dxa"/>
             <w:vAlign w:val="center"/>
           </w:tcPr>
           <w:p>
@@ -13701,7 +13603,7 @@
         </w:tc>
         <w:tc>
           <w:tcPr>
-            <w:tcW w:w="1634" w:type="dxa"/>
+            <w:tcW w:w="2693" w:type="dxa"/>
             <w:vAlign w:val="center"/>
           </w:tcPr>
           <w:p>
@@ -13726,13 +13628,13 @@
                 <w:sz w:val="20"/>
                 <w:szCs w:val="20"/>
               </w:rPr>
-              <w:t>{{competencias6}}</w:t>
-            </w:r>
-          </w:p>
-        </w:tc>
-        <w:tc>
-          <w:tcPr>
-            <w:tcW w:w="1337" w:type="dxa"/>
+              <w:t>{{campotematico6}}</w:t>
+            </w:r>
+          </w:p>
+        </w:tc>
+        <w:tc>
+          <w:tcPr>
+            <w:tcW w:w="1560" w:type="dxa"/>
             <w:vAlign w:val="center"/>
           </w:tcPr>
           <w:p>
@@ -13740,7 +13642,38 @@
               <w:autoSpaceDE w:val="0"/>
               <w:autoSpaceDN w:val="0"/>
               <w:adjustRightInd w:val="0"/>
-              <w:jc w:val="center"/>
+              <w:jc w:val="both"/>
+              <w:rPr>
+                <w:rFonts w:ascii="Arial Nova Cond" w:hAnsi="Arial Nova Cond" w:cs="Arial"/>
+                <w:color w:val="000000"/>
+                <w:kern w:val="0"/>
+                <w:sz w:val="20"/>
+                <w:szCs w:val="20"/>
+              </w:rPr>
+            </w:pPr>
+            <w:r>
+              <w:rPr>
+                <w:rFonts w:ascii="Arial Nova Cond" w:hAnsi="Arial Nova Cond" w:cs="Arial"/>
+                <w:color w:val="000000"/>
+                <w:kern w:val="0"/>
+                <w:sz w:val="20"/>
+                <w:szCs w:val="20"/>
+              </w:rPr>
+              <w:t>{{competencias6}}</w:t>
+            </w:r>
+          </w:p>
+        </w:tc>
+        <w:tc>
+          <w:tcPr>
+            <w:tcW w:w="1399" w:type="dxa"/>
+            <w:vAlign w:val="center"/>
+          </w:tcPr>
+          <w:p>
+            <w:pPr>
+              <w:autoSpaceDE w:val="0"/>
+              <w:autoSpaceDN w:val="0"/>
+              <w:adjustRightInd w:val="0"/>
+              <w:jc w:val="both"/>
               <w:rPr>
                 <w:rFonts w:ascii="Arial Nova Cond" w:hAnsi="Arial Nova Cond" w:cs="Arial"/>
                 <w:color w:val="000000"/>
@@ -13769,7 +13702,7 @@
         </w:trPr>
         <w:tc>
           <w:tcPr>
-            <w:tcW w:w="875" w:type="dxa"/>
+            <w:tcW w:w="818" w:type="dxa"/>
             <w:vMerge w:val="restart"/>
             <w:vAlign w:val="center"/>
           </w:tcPr>
@@ -13808,7 +13741,7 @@
         </w:tc>
         <w:tc>
           <w:tcPr>
-            <w:tcW w:w="1095" w:type="dxa"/>
+            <w:tcW w:w="1018" w:type="dxa"/>
             <w:vAlign w:val="center"/>
           </w:tcPr>
           <w:p>
@@ -13846,7 +13779,7 @@
         </w:tc>
         <w:tc>
           <w:tcPr>
-            <w:tcW w:w="1726" w:type="dxa"/>
+            <w:tcW w:w="5379" w:type="dxa"/>
             <w:vAlign w:val="center"/>
           </w:tcPr>
           <w:p>
@@ -13859,62 +13792,28 @@
               </w:tabs>
               <w:spacing w:line="276" w:lineRule="auto"/>
               <w:ind w:left="0"/>
+              <w:jc w:val="both"/>
+              <w:rPr>
+                <w:rFonts w:ascii="Arial Nova Cond" w:hAnsi="Arial Nova Cond"/>
+                <w:color w:val="000000" w:themeColor="text1"/>
+                <w:sz w:val="20"/>
+                <w:szCs w:val="20"/>
+              </w:rPr>
+            </w:pPr>
+            <w:r>
               <w:rPr>
                 <w:rFonts w:ascii="Arial Nova Cond" w:eastAsia="Calibri" w:hAnsi="Arial Nova Cond" w:cs="Times New Roman"/>
-                <w:color w:val="000000" w:themeColor="text1"/>
                 <w:sz w:val="20"/>
                 <w:szCs w:val="20"/>
                 <w:lang w:val="es-ES_tradnl"/>
               </w:rPr>
-            </w:pPr>
-            <w:r>
-              <w:rPr>
-                <w:rFonts w:ascii="Arial Nova Cond" w:eastAsia="Calibri" w:hAnsi="Arial Nova Cond" w:cs="Times New Roman"/>
-                <w:sz w:val="20"/>
-                <w:szCs w:val="20"/>
-                <w:lang w:val="es-ES_tradnl"/>
-              </w:rPr>
-              <w:t>{{problemapotencialidad7}}</w:t>
-            </w:r>
-          </w:p>
-        </w:tc>
-        <w:tc>
-          <w:tcPr>
-            <w:tcW w:w="6169" w:type="dxa"/>
-            <w:vAlign w:val="center"/>
-          </w:tcPr>
-          <w:p>
-            <w:pPr>
-              <w:pStyle w:val="Prrafodelista"/>
-              <w:tabs>
-                <w:tab w:val="left" w:pos="0"/>
-                <w:tab w:val="left" w:pos="142"/>
-                <w:tab w:val="left" w:pos="284"/>
-              </w:tabs>
-              <w:spacing w:line="276" w:lineRule="auto"/>
-              <w:ind w:left="0"/>
-              <w:jc w:val="both"/>
-              <w:rPr>
-                <w:rFonts w:ascii="Arial Nova Cond" w:hAnsi="Arial Nova Cond"/>
-                <w:color w:val="000000" w:themeColor="text1"/>
-                <w:sz w:val="20"/>
-                <w:szCs w:val="20"/>
-              </w:rPr>
-            </w:pPr>
-            <w:r>
-              <w:rPr>
-                <w:rFonts w:ascii="Arial Nova Cond" w:eastAsia="Calibri" w:hAnsi="Arial Nova Cond" w:cs="Times New Roman"/>
-                <w:sz w:val="20"/>
-                <w:szCs w:val="20"/>
-                <w:lang w:val="es-ES_tradnl"/>
-              </w:rPr>
               <w:t>{{situacionsignificativa7}}</w:t>
             </w:r>
           </w:p>
         </w:tc>
         <w:tc>
           <w:tcPr>
-            <w:tcW w:w="2015" w:type="dxa"/>
+            <w:tcW w:w="1984" w:type="dxa"/>
             <w:vAlign w:val="center"/>
           </w:tcPr>
           <w:p>
@@ -13945,7 +13844,7 @@
         </w:tc>
         <w:tc>
           <w:tcPr>
-            <w:tcW w:w="1634" w:type="dxa"/>
+            <w:tcW w:w="2693" w:type="dxa"/>
             <w:vAlign w:val="center"/>
           </w:tcPr>
           <w:p>
@@ -13970,13 +13869,13 @@
                 <w:sz w:val="20"/>
                 <w:szCs w:val="20"/>
               </w:rPr>
-              <w:t>{{competencias7}}</w:t>
-            </w:r>
-          </w:p>
-        </w:tc>
-        <w:tc>
-          <w:tcPr>
-            <w:tcW w:w="1337" w:type="dxa"/>
+              <w:t>{{campotematico7}}</w:t>
+            </w:r>
+          </w:p>
+        </w:tc>
+        <w:tc>
+          <w:tcPr>
+            <w:tcW w:w="1560" w:type="dxa"/>
             <w:vAlign w:val="center"/>
           </w:tcPr>
           <w:p>
@@ -13984,7 +13883,38 @@
               <w:autoSpaceDE w:val="0"/>
               <w:autoSpaceDN w:val="0"/>
               <w:adjustRightInd w:val="0"/>
-              <w:jc w:val="center"/>
+              <w:jc w:val="both"/>
+              <w:rPr>
+                <w:rFonts w:ascii="Arial Nova Cond" w:hAnsi="Arial Nova Cond" w:cs="Arial"/>
+                <w:color w:val="000000"/>
+                <w:kern w:val="0"/>
+                <w:sz w:val="20"/>
+                <w:szCs w:val="20"/>
+              </w:rPr>
+            </w:pPr>
+            <w:r>
+              <w:rPr>
+                <w:rFonts w:ascii="Arial Nova Cond" w:hAnsi="Arial Nova Cond" w:cs="Arial"/>
+                <w:color w:val="000000"/>
+                <w:kern w:val="0"/>
+                <w:sz w:val="20"/>
+                <w:szCs w:val="20"/>
+              </w:rPr>
+              <w:t>{{competencias7}}</w:t>
+            </w:r>
+          </w:p>
+        </w:tc>
+        <w:tc>
+          <w:tcPr>
+            <w:tcW w:w="1399" w:type="dxa"/>
+            <w:vAlign w:val="center"/>
+          </w:tcPr>
+          <w:p>
+            <w:pPr>
+              <w:autoSpaceDE w:val="0"/>
+              <w:autoSpaceDN w:val="0"/>
+              <w:adjustRightInd w:val="0"/>
+              <w:jc w:val="both"/>
               <w:rPr>
                 <w:rFonts w:ascii="Arial Nova Cond" w:hAnsi="Arial Nova Cond" w:cs="Arial"/>
                 <w:color w:val="000000"/>
@@ -14013,7 +13943,7 @@
         </w:trPr>
         <w:tc>
           <w:tcPr>
-            <w:tcW w:w="875" w:type="dxa"/>
+            <w:tcW w:w="818" w:type="dxa"/>
             <w:vMerge/>
             <w:vAlign w:val="center"/>
           </w:tcPr>
@@ -14041,7 +13971,7 @@
         </w:tc>
         <w:tc>
           <w:tcPr>
-            <w:tcW w:w="1095" w:type="dxa"/>
+            <w:tcW w:w="1018" w:type="dxa"/>
             <w:vAlign w:val="center"/>
           </w:tcPr>
           <w:p>
@@ -14079,7 +14009,7 @@
         </w:tc>
         <w:tc>
           <w:tcPr>
-            <w:tcW w:w="1726" w:type="dxa"/>
+            <w:tcW w:w="5379" w:type="dxa"/>
             <w:vAlign w:val="center"/>
           </w:tcPr>
           <w:p>
@@ -14092,6 +14022,7 @@
               </w:tabs>
               <w:spacing w:line="276" w:lineRule="auto"/>
               <w:ind w:left="0"/>
+              <w:jc w:val="both"/>
               <w:rPr>
                 <w:rFonts w:ascii="Arial Nova Cond" w:eastAsia="Calibri" w:hAnsi="Arial Nova Cond" w:cs="Times New Roman"/>
                 <w:color w:val="000000" w:themeColor="text1"/>
@@ -14107,48 +14038,13 @@
                 <w:szCs w:val="20"/>
                 <w:lang w:val="es-ES_tradnl"/>
               </w:rPr>
-              <w:t>{{problemapotencialidad8}}</w:t>
-            </w:r>
-          </w:p>
-        </w:tc>
-        <w:tc>
-          <w:tcPr>
-            <w:tcW w:w="6169" w:type="dxa"/>
-            <w:vAlign w:val="center"/>
-          </w:tcPr>
-          <w:p>
-            <w:pPr>
-              <w:pStyle w:val="Prrafodelista"/>
-              <w:tabs>
-                <w:tab w:val="left" w:pos="0"/>
-                <w:tab w:val="left" w:pos="142"/>
-                <w:tab w:val="left" w:pos="284"/>
-              </w:tabs>
-              <w:spacing w:line="276" w:lineRule="auto"/>
-              <w:ind w:left="0"/>
-              <w:jc w:val="both"/>
-              <w:rPr>
-                <w:rFonts w:ascii="Arial Nova Cond" w:eastAsia="Calibri" w:hAnsi="Arial Nova Cond" w:cs="Times New Roman"/>
-                <w:color w:val="000000" w:themeColor="text1"/>
-                <w:sz w:val="20"/>
-                <w:szCs w:val="20"/>
-                <w:lang w:val="es-ES_tradnl"/>
-              </w:rPr>
-            </w:pPr>
-            <w:r>
-              <w:rPr>
-                <w:rFonts w:ascii="Arial Nova Cond" w:eastAsia="Calibri" w:hAnsi="Arial Nova Cond" w:cs="Times New Roman"/>
-                <w:sz w:val="20"/>
-                <w:szCs w:val="20"/>
-                <w:lang w:val="es-ES_tradnl"/>
-              </w:rPr>
               <w:t>{{situacionsignificativa8}}</w:t>
             </w:r>
           </w:p>
         </w:tc>
         <w:tc>
           <w:tcPr>
-            <w:tcW w:w="2015" w:type="dxa"/>
+            <w:tcW w:w="1984" w:type="dxa"/>
             <w:vAlign w:val="center"/>
           </w:tcPr>
           <w:p>
@@ -14178,7 +14074,7 @@
         </w:tc>
         <w:tc>
           <w:tcPr>
-            <w:tcW w:w="1634" w:type="dxa"/>
+            <w:tcW w:w="2693" w:type="dxa"/>
             <w:vAlign w:val="center"/>
           </w:tcPr>
           <w:p>
@@ -14203,13 +14099,13 @@
                 <w:sz w:val="20"/>
                 <w:szCs w:val="20"/>
               </w:rPr>
-              <w:t>{{competencias8}}</w:t>
-            </w:r>
-          </w:p>
-        </w:tc>
-        <w:tc>
-          <w:tcPr>
-            <w:tcW w:w="1337" w:type="dxa"/>
+              <w:t>{{campotematico8}}</w:t>
+            </w:r>
+          </w:p>
+        </w:tc>
+        <w:tc>
+          <w:tcPr>
+            <w:tcW w:w="1560" w:type="dxa"/>
             <w:vAlign w:val="center"/>
           </w:tcPr>
           <w:p>
@@ -14217,7 +14113,7 @@
               <w:autoSpaceDE w:val="0"/>
               <w:autoSpaceDN w:val="0"/>
               <w:adjustRightInd w:val="0"/>
-              <w:jc w:val="center"/>
+              <w:jc w:val="both"/>
               <w:rPr>
                 <w:rFonts w:ascii="Arial Nova Cond" w:hAnsi="Arial Nova Cond" w:cs="Arial"/>
                 <w:color w:val="000000"/>
@@ -14234,13 +14130,44 @@
                 <w:sz w:val="20"/>
                 <w:szCs w:val="20"/>
               </w:rPr>
+              <w:t>{{competencias8}}</w:t>
+            </w:r>
+          </w:p>
+        </w:tc>
+        <w:tc>
+          <w:tcPr>
+            <w:tcW w:w="1399" w:type="dxa"/>
+            <w:vAlign w:val="center"/>
+          </w:tcPr>
+          <w:p>
+            <w:pPr>
+              <w:autoSpaceDE w:val="0"/>
+              <w:autoSpaceDN w:val="0"/>
+              <w:adjustRightInd w:val="0"/>
+              <w:jc w:val="both"/>
+              <w:rPr>
+                <w:rFonts w:ascii="Arial Nova Cond" w:hAnsi="Arial Nova Cond" w:cs="Arial"/>
+                <w:color w:val="000000"/>
+                <w:kern w:val="0"/>
+                <w:sz w:val="20"/>
+                <w:szCs w:val="20"/>
+              </w:rPr>
+            </w:pPr>
+            <w:r>
+              <w:rPr>
+                <w:rFonts w:ascii="Arial Nova Cond" w:hAnsi="Arial Nova Cond" w:cs="Arial"/>
+                <w:color w:val="000000"/>
+                <w:kern w:val="0"/>
+                <w:sz w:val="20"/>
+                <w:szCs w:val="20"/>
+              </w:rPr>
               <w:t>{{producto8}}</w:t>
             </w:r>
           </w:p>
         </w:tc>
       </w:tr>
+      <w:bookmarkEnd w:id="1"/>
     </w:tbl>
-    <w:bookmarkEnd w:id="1"/>
     <w:p>
       <w:pPr>
         <w:pStyle w:val="Prrafodelista"/>
@@ -14254,15 +14181,6 @@
           <w:color w:val="000000" w:themeColor="text1"/>
         </w:rPr>
       </w:pPr>
-      <w:r>
-        <w:rPr>
-          <w:rFonts w:ascii="Arial Nova Cond Light" w:hAnsi="Arial Nova Cond Light" w:cs="Times New Roman"/>
-          <w:b/>
-          <w:bCs/>
-          <w:color w:val="000000" w:themeColor="text1"/>
-        </w:rPr>
-        <w:t xml:space="preserve"> </w:t>
-      </w:r>
     </w:p>
     <w:p>
       <w:pPr>
@@ -14302,7 +14220,6 @@
           <w:bCs/>
           <w:color w:val="000000" w:themeColor="text1"/>
         </w:rPr>
-        <w:lastRenderedPageBreak/>
         <w:t xml:space="preserve">ORGANIZACIÓN DE LOS PROPÓSITOS DE APRENDIZAJE: </w:t>
       </w:r>
     </w:p>
@@ -21117,25 +21034,7 @@
                 <w:bCs/>
                 <w:lang w:eastAsia="es-ES"/>
               </w:rPr>
-              <w:t xml:space="preserve">Gestiona su aprendizaje de manera autónoma y sistemática al darse cuenta lo que debe aprender, al establecer prioridades en la realización de un conjunto de tareas tomando en cuenta su viabilidad y sostenibilidad en el tiempo, </w:t>
-            </w:r>
-            <w:proofErr w:type="gramStart"/>
-            <w:r>
-              <w:rPr>
-                <w:rFonts w:ascii="Arial Nova Cond Light" w:eastAsia="Times New Roman" w:hAnsi="Arial Nova Cond Light" w:cs="Arial"/>
-                <w:bCs/>
-                <w:lang w:eastAsia="es-ES"/>
-              </w:rPr>
-              <w:t>y</w:t>
-            </w:r>
-            <w:proofErr w:type="gramEnd"/>
-            <w:r>
-              <w:rPr>
-                <w:rFonts w:ascii="Arial Nova Cond Light" w:eastAsia="Times New Roman" w:hAnsi="Arial Nova Cond Light" w:cs="Arial"/>
-                <w:bCs/>
-                <w:lang w:eastAsia="es-ES"/>
-              </w:rPr>
-              <w:t xml:space="preserve"> por ende, definir metas personales respaldándose en este análisis, considerando sus potencialidades y oportunidades de aprendizaje. Comprende que debe organizarse lo más realista y específicamente posible, considerar los tiempos; y que lo planteado sea alcanzable, medible y considere variadas estrategias, procedimientos, recursos y escenarios que le permitan alcanzar sus metas, tomando en cuenta sus experiencias exitosas, previendo posibles cambios de cursos de acción y la vinculación de otros </w:t>
+              <w:t xml:space="preserve">Gestiona su aprendizaje de manera autónoma y sistemática al darse cuenta lo que debe aprender, al establecer prioridades en la realización de un conjunto de tareas tomando en cuenta su viabilidad y sostenibilidad en el tiempo, y por ende, definir metas personales respaldándose en este análisis, considerando sus potencialidades y oportunidades de aprendizaje. Comprende que debe organizarse lo más realista y específicamente posible, considerar los tiempos; y que lo planteado sea alcanzable, medible y considere variadas estrategias, procedimientos, recursos y escenarios que le permitan alcanzar sus metas, tomando en cuenta sus experiencias exitosas, previendo posibles cambios de cursos de acción y la vinculación de otros </w:t>
             </w:r>
             <w:r>
               <w:rPr>
@@ -25284,25 +25183,7 @@
                 <w:kern w:val="0"/>
                 <w14:ligatures w14:val="none"/>
               </w:rPr>
-              <w:t xml:space="preserve">ARROYO PONCE, </w:t>
-            </w:r>
-            <w:proofErr w:type="spellStart"/>
-            <w:r>
-              <w:rPr>
-                <w:rFonts w:ascii="Arial Nova Cond Light" w:eastAsia="Calibri" w:hAnsi="Arial Nova Cond Light" w:cs="Calibri Light"/>
-                <w:kern w:val="0"/>
-                <w14:ligatures w14:val="none"/>
-              </w:rPr>
-              <w:t>Gamaniel</w:t>
-            </w:r>
-            <w:proofErr w:type="spellEnd"/>
-            <w:r>
-              <w:rPr>
-                <w:rFonts w:ascii="Arial Nova Cond Light" w:eastAsia="Calibri" w:hAnsi="Arial Nova Cond Light" w:cs="Calibri Light"/>
-                <w:kern w:val="0"/>
-                <w14:ligatures w14:val="none"/>
-              </w:rPr>
-              <w:t xml:space="preserve">. Lengua quechua. </w:t>
+              <w:t xml:space="preserve">ARROYO PONCE, Gamaniel. Lengua quechua. </w:t>
             </w:r>
           </w:p>
           <w:p>
@@ -25352,43 +25233,7 @@
                 <w:kern w:val="0"/>
                 <w14:ligatures w14:val="none"/>
               </w:rPr>
-              <w:t xml:space="preserve">CACERES VARGAS (1996). Gloria. </w:t>
-            </w:r>
-            <w:proofErr w:type="spellStart"/>
-            <w:r>
-              <w:rPr>
-                <w:rFonts w:ascii="Arial Nova Cond Light" w:eastAsia="Calibri" w:hAnsi="Arial Nova Cond Light" w:cs="Calibri Light"/>
-                <w:kern w:val="0"/>
-                <w14:ligatures w14:val="none"/>
-              </w:rPr>
-              <w:t>Riqsinakusun</w:t>
-            </w:r>
-            <w:proofErr w:type="spellEnd"/>
-            <w:r>
-              <w:rPr>
-                <w:rFonts w:ascii="Arial Nova Cond Light" w:eastAsia="Calibri" w:hAnsi="Arial Nova Cond Light" w:cs="Calibri Light"/>
-                <w:kern w:val="0"/>
-                <w14:ligatures w14:val="none"/>
-              </w:rPr>
-              <w:t xml:space="preserve"> (Conozcámonos). Lima Ediciones </w:t>
-            </w:r>
-            <w:proofErr w:type="spellStart"/>
-            <w:r>
-              <w:rPr>
-                <w:rFonts w:ascii="Arial Nova Cond Light" w:eastAsia="Calibri" w:hAnsi="Arial Nova Cond Light" w:cs="Calibri Light"/>
-                <w:kern w:val="0"/>
-                <w14:ligatures w14:val="none"/>
-              </w:rPr>
-              <w:t>Kuyay</w:t>
-            </w:r>
-            <w:proofErr w:type="spellEnd"/>
-            <w:r>
-              <w:rPr>
-                <w:rFonts w:ascii="Arial Nova Cond Light" w:eastAsia="Calibri" w:hAnsi="Arial Nova Cond Light" w:cs="Calibri Light"/>
-                <w:kern w:val="0"/>
-                <w14:ligatures w14:val="none"/>
-              </w:rPr>
-              <w:t xml:space="preserve">. 1996. </w:t>
+              <w:t xml:space="preserve">CACERES VARGAS (1996). Gloria. Riqsinakusun (Conozcámonos). Lima Ediciones Kuyay. 1996. </w:t>
             </w:r>
           </w:p>
           <w:p>
@@ -25413,43 +25258,7 @@
                 <w:kern w:val="0"/>
                 <w14:ligatures w14:val="none"/>
               </w:rPr>
-              <w:t xml:space="preserve">FLORES SANTANA, Amador (2003). </w:t>
-            </w:r>
-            <w:proofErr w:type="spellStart"/>
-            <w:r>
-              <w:rPr>
-                <w:rFonts w:ascii="Arial Nova Cond Light" w:eastAsia="Calibri" w:hAnsi="Arial Nova Cond Light" w:cs="Calibri Light"/>
-                <w:kern w:val="0"/>
-                <w14:ligatures w14:val="none"/>
-              </w:rPr>
-              <w:t>Runasimipi</w:t>
-            </w:r>
-            <w:proofErr w:type="spellEnd"/>
-            <w:r>
-              <w:rPr>
-                <w:rFonts w:ascii="Arial Nova Cond Light" w:eastAsia="Calibri" w:hAnsi="Arial Nova Cond Light" w:cs="Calibri Light"/>
-                <w:kern w:val="0"/>
-                <w14:ligatures w14:val="none"/>
-              </w:rPr>
-              <w:t xml:space="preserve"> </w:t>
-            </w:r>
-            <w:proofErr w:type="spellStart"/>
-            <w:r>
-              <w:rPr>
-                <w:rFonts w:ascii="Arial Nova Cond Light" w:eastAsia="Calibri" w:hAnsi="Arial Nova Cond Light" w:cs="Calibri Light"/>
-                <w:kern w:val="0"/>
-                <w14:ligatures w14:val="none"/>
-              </w:rPr>
-              <w:t>Rimasun</w:t>
-            </w:r>
-            <w:proofErr w:type="spellEnd"/>
-            <w:r>
-              <w:rPr>
-                <w:rFonts w:ascii="Arial Nova Cond Light" w:eastAsia="Calibri" w:hAnsi="Arial Nova Cond Light" w:cs="Calibri Light"/>
-                <w:kern w:val="0"/>
-                <w14:ligatures w14:val="none"/>
-              </w:rPr>
-              <w:t xml:space="preserve">. Huancavelica. </w:t>
+              <w:t xml:space="preserve">FLORES SANTANA, Amador (2003). Runasimipi Rimasun. Huancavelica. </w:t>
             </w:r>
           </w:p>
           <w:p>
@@ -25474,79 +25283,7 @@
                 <w:kern w:val="0"/>
                 <w14:ligatures w14:val="none"/>
               </w:rPr>
-              <w:t xml:space="preserve">GODENZZI, Juan Carlos y VENGOA ZÚÑIGA, </w:t>
-            </w:r>
-            <w:proofErr w:type="spellStart"/>
-            <w:r>
-              <w:rPr>
-                <w:rFonts w:ascii="Arial Nova Cond Light" w:eastAsia="Calibri" w:hAnsi="Arial Nova Cond Light" w:cs="Calibri Light"/>
-                <w:kern w:val="0"/>
-                <w14:ligatures w14:val="none"/>
-              </w:rPr>
-              <w:t>Janett</w:t>
-            </w:r>
-            <w:proofErr w:type="spellEnd"/>
-            <w:r>
-              <w:rPr>
-                <w:rFonts w:ascii="Arial Nova Cond Light" w:eastAsia="Calibri" w:hAnsi="Arial Nova Cond Light" w:cs="Calibri Light"/>
-                <w:kern w:val="0"/>
-                <w14:ligatures w14:val="none"/>
-              </w:rPr>
-              <w:t xml:space="preserve"> (1994). </w:t>
-            </w:r>
-            <w:proofErr w:type="spellStart"/>
-            <w:r>
-              <w:rPr>
-                <w:rFonts w:ascii="Arial Nova Cond Light" w:eastAsia="Calibri" w:hAnsi="Arial Nova Cond Light" w:cs="Calibri Light"/>
-                <w:kern w:val="0"/>
-                <w14:ligatures w14:val="none"/>
-              </w:rPr>
-              <w:t>Runasimanta</w:t>
-            </w:r>
-            <w:proofErr w:type="spellEnd"/>
-            <w:r>
-              <w:rPr>
-                <w:rFonts w:ascii="Arial Nova Cond Light" w:eastAsia="Calibri" w:hAnsi="Arial Nova Cond Light" w:cs="Calibri Light"/>
-                <w:kern w:val="0"/>
-                <w14:ligatures w14:val="none"/>
-              </w:rPr>
-              <w:t xml:space="preserve"> </w:t>
-            </w:r>
-            <w:proofErr w:type="spellStart"/>
-            <w:r>
-              <w:rPr>
-                <w:rFonts w:ascii="Arial Nova Cond Light" w:eastAsia="Calibri" w:hAnsi="Arial Nova Cond Light" w:cs="Calibri Light"/>
-                <w:kern w:val="0"/>
-                <w14:ligatures w14:val="none"/>
-              </w:rPr>
-              <w:t>Yayaychakusun</w:t>
-            </w:r>
-            <w:proofErr w:type="spellEnd"/>
-            <w:r>
-              <w:rPr>
-                <w:rFonts w:ascii="Arial Nova Cond Light" w:eastAsia="Calibri" w:hAnsi="Arial Nova Cond Light" w:cs="Calibri Light"/>
-                <w:kern w:val="0"/>
-                <w14:ligatures w14:val="none"/>
-              </w:rPr>
-              <w:t xml:space="preserve">. Asociación </w:t>
-            </w:r>
-            <w:proofErr w:type="spellStart"/>
-            <w:r>
-              <w:rPr>
-                <w:rFonts w:ascii="Arial Nova Cond Light" w:eastAsia="Calibri" w:hAnsi="Arial Nova Cond Light" w:cs="Calibri Light"/>
-                <w:kern w:val="0"/>
-                <w14:ligatures w14:val="none"/>
-              </w:rPr>
-              <w:t>Pukllasunchis</w:t>
-            </w:r>
-            <w:proofErr w:type="spellEnd"/>
-            <w:r>
-              <w:rPr>
-                <w:rFonts w:ascii="Arial Nova Cond Light" w:eastAsia="Calibri" w:hAnsi="Arial Nova Cond Light" w:cs="Calibri Light"/>
-                <w:kern w:val="0"/>
-                <w14:ligatures w14:val="none"/>
-              </w:rPr>
-              <w:t xml:space="preserve"> y CERA “Bartolomé de las Casas” Cusco. </w:t>
+              <w:t xml:space="preserve">GODENZZI, Juan Carlos y VENGOA ZÚÑIGA, Janett (1994). Runasimanta Yayaychakusun. Asociación Pukllasunchis y CERA “Bartolomé de las Casas” Cusco. </w:t>
             </w:r>
           </w:p>
           <w:p>
@@ -25596,25 +25333,7 @@
                 <w:kern w:val="0"/>
                 <w14:ligatures w14:val="none"/>
               </w:rPr>
-              <w:t xml:space="preserve">ROJAS, </w:t>
-            </w:r>
-            <w:proofErr w:type="spellStart"/>
-            <w:r>
-              <w:rPr>
-                <w:rFonts w:ascii="Arial Nova Cond Light" w:eastAsia="Calibri" w:hAnsi="Arial Nova Cond Light" w:cs="Calibri Light"/>
-                <w:kern w:val="0"/>
-                <w14:ligatures w14:val="none"/>
-              </w:rPr>
-              <w:t>Íbico</w:t>
-            </w:r>
-            <w:proofErr w:type="spellEnd"/>
-            <w:r>
-              <w:rPr>
-                <w:rFonts w:ascii="Arial Nova Cond Light" w:eastAsia="Calibri" w:hAnsi="Arial Nova Cond Light" w:cs="Calibri Light"/>
-                <w:kern w:val="0"/>
-                <w14:ligatures w14:val="none"/>
-              </w:rPr>
-              <w:t xml:space="preserve"> (1998). Origen y expansión del quechua. Lima. </w:t>
+              <w:t xml:space="preserve">ROJAS, Íbico (1998). Origen y expansión del quechua. Lima. </w:t>
             </w:r>
           </w:p>
           <w:p>
@@ -25639,25 +25358,7 @@
                 <w:kern w:val="0"/>
                 <w14:ligatures w14:val="none"/>
               </w:rPr>
-              <w:t>SOLIS FONSECA, Gustavo y CHACÓN SIHUAY, Jorge (1989). Lingüística y gramática Runasimi-</w:t>
-            </w:r>
-            <w:proofErr w:type="spellStart"/>
-            <w:r>
-              <w:rPr>
-                <w:rFonts w:ascii="Arial Nova Cond Light" w:eastAsia="Calibri" w:hAnsi="Arial Nova Cond Light" w:cs="Calibri Light"/>
-                <w:kern w:val="0"/>
-                <w14:ligatures w14:val="none"/>
-              </w:rPr>
-              <w:t>chanka</w:t>
-            </w:r>
-            <w:proofErr w:type="spellEnd"/>
-            <w:r>
-              <w:rPr>
-                <w:rFonts w:ascii="Arial Nova Cond Light" w:eastAsia="Calibri" w:hAnsi="Arial Nova Cond Light" w:cs="Calibri Light"/>
-                <w:kern w:val="0"/>
-                <w14:ligatures w14:val="none"/>
-              </w:rPr>
-              <w:t xml:space="preserve">. Ministerio de Educación. UNESCO-AGFUND. </w:t>
+              <w:t xml:space="preserve">SOLIS FONSECA, Gustavo y CHACÓN SIHUAY, Jorge (1989). Lingüística y gramática Runasimi-chanka. Ministerio de Educación. UNESCO-AGFUND. </w:t>
             </w:r>
           </w:p>
           <w:p>
@@ -25682,59 +25383,23 @@
                 <w:kern w:val="0"/>
                 <w14:ligatures w14:val="none"/>
               </w:rPr>
-              <w:t xml:space="preserve">SOTO RUIZ, </w:t>
-            </w:r>
-            <w:proofErr w:type="spellStart"/>
+              <w:t>SOTO RUIZ, Clodoaldo (1976). Gramática quechua: Ayacucho-Chan</w:t>
+            </w:r>
             <w:r>
               <w:rPr>
                 <w:rFonts w:ascii="Arial Nova Cond Light" w:eastAsia="Calibri" w:hAnsi="Arial Nova Cond Light" w:cs="Calibri Light"/>
                 <w:kern w:val="0"/>
                 <w14:ligatures w14:val="none"/>
               </w:rPr>
-              <w:t>Clodoaldo</w:t>
-            </w:r>
-            <w:proofErr w:type="spellEnd"/>
+              <w:t>k</w:t>
+            </w:r>
             <w:r>
               <w:rPr>
                 <w:rFonts w:ascii="Arial Nova Cond Light" w:eastAsia="Calibri" w:hAnsi="Arial Nova Cond Light" w:cs="Calibri Light"/>
                 <w:kern w:val="0"/>
                 <w14:ligatures w14:val="none"/>
               </w:rPr>
-              <w:t xml:space="preserve"> (1976). Gramática quechua: Ayacucho-</w:t>
-            </w:r>
-            <w:proofErr w:type="spellStart"/>
-            <w:r>
-              <w:rPr>
-                <w:rFonts w:ascii="Arial Nova Cond Light" w:eastAsia="Calibri" w:hAnsi="Arial Nova Cond Light" w:cs="Calibri Light"/>
-                <w:kern w:val="0"/>
-                <w14:ligatures w14:val="none"/>
-              </w:rPr>
-              <w:t>Chan</w:t>
-            </w:r>
-            <w:r>
-              <w:rPr>
-                <w:rFonts w:ascii="Arial Nova Cond Light" w:eastAsia="Calibri" w:hAnsi="Arial Nova Cond Light" w:cs="Calibri Light"/>
-                <w:kern w:val="0"/>
-                <w14:ligatures w14:val="none"/>
-              </w:rPr>
-              <w:t>k</w:t>
-            </w:r>
-            <w:r>
-              <w:rPr>
-                <w:rFonts w:ascii="Arial Nova Cond Light" w:eastAsia="Calibri" w:hAnsi="Arial Nova Cond Light" w:cs="Calibri Light"/>
-                <w:kern w:val="0"/>
-                <w14:ligatures w14:val="none"/>
-              </w:rPr>
-              <w:t>a</w:t>
-            </w:r>
-            <w:proofErr w:type="spellEnd"/>
-            <w:r>
-              <w:rPr>
-                <w:rFonts w:ascii="Arial Nova Cond Light" w:eastAsia="Calibri" w:hAnsi="Arial Nova Cond Light" w:cs="Calibri Light"/>
-                <w:kern w:val="0"/>
-                <w14:ligatures w14:val="none"/>
-              </w:rPr>
-              <w:t xml:space="preserve">. Lima: Ministerio de Educación/Instituto de Estudios Peruanos. </w:t>
+              <w:t xml:space="preserve">a. Lima: Ministerio de Educación/Instituto de Estudios Peruanos. </w:t>
             </w:r>
           </w:p>
           <w:p>
@@ -25769,7 +25434,6 @@
               </w:rPr>
               <w:t xml:space="preserve">l texto escolar de </w:t>
             </w:r>
-            <w:proofErr w:type="gramStart"/>
             <w:r>
               <w:rPr>
                 <w:rFonts w:ascii="Arial Nova Cond Light" w:eastAsia="Calibri" w:hAnsi="Arial Nova Cond Light" w:cs="Calibri Light"/>
@@ -25778,7 +25442,6 @@
               </w:rPr>
               <w:t>Quechua</w:t>
             </w:r>
-            <w:proofErr w:type="gramEnd"/>
             <w:r>
               <w:rPr>
                 <w:rFonts w:ascii="Arial Nova Cond Light" w:eastAsia="Calibri" w:hAnsi="Arial Nova Cond Light" w:cs="Calibri Light"/>
@@ -25861,7 +25524,6 @@
               </w:rPr>
               <w:t xml:space="preserve">Minedu (2016). Programa curricular de educación secundaria. Resolución Ministerial </w:t>
             </w:r>
-            <w:proofErr w:type="spellStart"/>
             <w:r>
               <w:rPr>
                 <w:rFonts w:ascii="Arial Nova Cond Light" w:eastAsia="Calibri" w:hAnsi="Arial Nova Cond Light" w:cs="Calibri Light"/>
@@ -25870,7 +25532,6 @@
               </w:rPr>
               <w:t>N°</w:t>
             </w:r>
-            <w:proofErr w:type="spellEnd"/>
             <w:r>
               <w:rPr>
                 <w:rFonts w:ascii="Arial Nova Cond Light" w:eastAsia="Calibri" w:hAnsi="Arial Nova Cond Light" w:cs="Calibri Light"/>
@@ -25904,7 +25565,6 @@
               </w:rPr>
               <w:t xml:space="preserve">Minedu (2016). Currículo Nacional de la educación básica. Resolución Ministerial </w:t>
             </w:r>
-            <w:proofErr w:type="spellStart"/>
             <w:r>
               <w:rPr>
                 <w:rFonts w:ascii="Arial Nova Cond Light" w:eastAsia="Calibri" w:hAnsi="Arial Nova Cond Light" w:cs="Calibri Light"/>
@@ -25913,7 +25573,6 @@
               </w:rPr>
               <w:t>N°</w:t>
             </w:r>
-            <w:proofErr w:type="spellEnd"/>
             <w:r>
               <w:rPr>
                 <w:rFonts w:ascii="Arial Nova Cond Light" w:eastAsia="Calibri" w:hAnsi="Arial Nova Cond Light" w:cs="Calibri Light"/>
@@ -25969,25 +25628,7 @@
                 <w:kern w:val="0"/>
                 <w14:ligatures w14:val="none"/>
               </w:rPr>
-              <w:t xml:space="preserve">Minedu (2024). Resolución ministerial </w:t>
-            </w:r>
-            <w:proofErr w:type="spellStart"/>
-            <w:r>
-              <w:rPr>
-                <w:rFonts w:ascii="Arial Nova Cond Light" w:eastAsia="Calibri" w:hAnsi="Arial Nova Cond Light" w:cs="Calibri Light"/>
-                <w:kern w:val="0"/>
-                <w14:ligatures w14:val="none"/>
-              </w:rPr>
-              <w:t>N°</w:t>
-            </w:r>
-            <w:proofErr w:type="spellEnd"/>
-            <w:r>
-              <w:rPr>
-                <w:rFonts w:ascii="Arial Nova Cond Light" w:eastAsia="Calibri" w:hAnsi="Arial Nova Cond Light" w:cs="Calibri Light"/>
-                <w:kern w:val="0"/>
-                <w14:ligatures w14:val="none"/>
-              </w:rPr>
-              <w:t xml:space="preserve"> 556-2024-MINEDU</w:t>
+              <w:t>Minedu (2024). Resolución ministerial N° 556-2024-MINEDU</w:t>
             </w:r>
             <w:r>
               <w:rPr>
@@ -26036,21 +25677,7 @@
               <w:rPr>
                 <w:rFonts w:ascii="Arial Nova Cond Light" w:hAnsi="Arial Nova Cond Light"/>
               </w:rPr>
-              <w:t xml:space="preserve">). Resolución ministerial </w:t>
-            </w:r>
-            <w:proofErr w:type="spellStart"/>
-            <w:r>
-              <w:rPr>
-                <w:rFonts w:ascii="Arial Nova Cond Light" w:hAnsi="Arial Nova Cond Light"/>
-              </w:rPr>
-              <w:t>N°</w:t>
-            </w:r>
-            <w:proofErr w:type="spellEnd"/>
-            <w:r>
-              <w:rPr>
-                <w:rFonts w:ascii="Arial Nova Cond Light" w:hAnsi="Arial Nova Cond Light"/>
-              </w:rPr>
-              <w:t xml:space="preserve"> 501-2025-MINEDU</w:t>
+              <w:t>). Resolución ministerial N° 501-2025-MINEDU</w:t>
             </w:r>
             <w:r>
               <w:rPr>
@@ -26128,25 +25755,7 @@
                 <w:kern w:val="0"/>
                 <w14:ligatures w14:val="none"/>
               </w:rPr>
-              <w:t xml:space="preserve">Ministerio de Educación. Libro de </w:t>
-            </w:r>
-            <w:proofErr w:type="spellStart"/>
-            <w:r>
-              <w:rPr>
-                <w:rFonts w:ascii="Arial Nova Cond Light" w:eastAsia="Calibri" w:hAnsi="Arial Nova Cond Light" w:cs="Calibri Light"/>
-                <w:kern w:val="0"/>
-                <w14:ligatures w14:val="none"/>
-              </w:rPr>
-              <w:t>Rimana</w:t>
-            </w:r>
-            <w:proofErr w:type="spellEnd"/>
-            <w:r>
-              <w:rPr>
-                <w:rFonts w:ascii="Arial Nova Cond Light" w:eastAsia="Calibri" w:hAnsi="Arial Nova Cond Light" w:cs="Calibri Light"/>
-                <w:kern w:val="0"/>
-                <w14:ligatures w14:val="none"/>
-              </w:rPr>
-              <w:t xml:space="preserve"> de </w:t>
+              <w:t xml:space="preserve">Ministerio de Educación. Libro de Rimana de </w:t>
             </w:r>
             <w:r>
               <w:rPr>
@@ -26187,43 +25796,7 @@
                 <w:kern w:val="0"/>
                 <w14:ligatures w14:val="none"/>
               </w:rPr>
-              <w:t xml:space="preserve">Diccionario en </w:t>
-            </w:r>
-            <w:proofErr w:type="gramStart"/>
-            <w:r>
-              <w:rPr>
-                <w:rFonts w:ascii="Arial Nova Cond Light" w:eastAsia="Calibri" w:hAnsi="Arial Nova Cond Light" w:cs="Calibri Light"/>
-                <w:kern w:val="0"/>
-                <w14:ligatures w14:val="none"/>
-              </w:rPr>
-              <w:t>Quechua</w:t>
-            </w:r>
-            <w:proofErr w:type="gramEnd"/>
-            <w:r>
-              <w:rPr>
-                <w:rFonts w:ascii="Arial Nova Cond Light" w:eastAsia="Calibri" w:hAnsi="Arial Nova Cond Light" w:cs="Calibri Light"/>
-                <w:kern w:val="0"/>
-                <w14:ligatures w14:val="none"/>
-              </w:rPr>
-              <w:t xml:space="preserve"> </w:t>
-            </w:r>
-            <w:proofErr w:type="spellStart"/>
-            <w:r>
-              <w:rPr>
-                <w:rFonts w:ascii="Arial Nova Cond Light" w:eastAsia="Calibri" w:hAnsi="Arial Nova Cond Light" w:cs="Calibri Light"/>
-                <w:kern w:val="0"/>
-                <w14:ligatures w14:val="none"/>
-              </w:rPr>
-              <w:t>Chanka</w:t>
-            </w:r>
-            <w:proofErr w:type="spellEnd"/>
-            <w:r>
-              <w:rPr>
-                <w:rFonts w:ascii="Arial Nova Cond Light" w:eastAsia="Calibri" w:hAnsi="Arial Nova Cond Light" w:cs="Calibri Light"/>
-                <w:kern w:val="0"/>
-                <w14:ligatures w14:val="none"/>
-              </w:rPr>
-              <w:t xml:space="preserve">. </w:t>
+              <w:t xml:space="preserve">Diccionario en Quechua Chanka. </w:t>
             </w:r>
           </w:p>
           <w:p>
@@ -26250,7 +25823,6 @@
               </w:rPr>
               <w:t xml:space="preserve">Texto escolar de </w:t>
             </w:r>
-            <w:proofErr w:type="gramStart"/>
             <w:r>
               <w:rPr>
                 <w:rFonts w:ascii="Arial Nova Cond Light" w:eastAsia="Calibri" w:hAnsi="Arial Nova Cond Light" w:cs="Calibri Light"/>
@@ -26259,7 +25831,6 @@
               </w:rPr>
               <w:t>Quechua</w:t>
             </w:r>
-            <w:proofErr w:type="gramEnd"/>
             <w:r>
               <w:rPr>
                 <w:rFonts w:ascii="Arial Nova Cond Light" w:eastAsia="Calibri" w:hAnsi="Arial Nova Cond Light" w:cs="Calibri Light"/>
@@ -26852,7 +26423,7 @@
 </file>
 
 <file path=word/endnotes.xml><?xml version="1.0" encoding="utf-8"?>
-<w:endnotes xmlns:wpc="http://schemas.microsoft.com/office/word/2010/wordprocessingCanvas" xmlns:cx="http://schemas.microsoft.com/office/drawing/2014/chartex" xmlns:cx1="http://schemas.microsoft.com/office/drawing/2015/9/8/chartex" xmlns:cx2="http://schemas.microsoft.com/office/drawing/2015/10/21/chartex" xmlns:cx3="http://schemas.microsoft.com/office/drawing/2016/5/9/chartex" xmlns:cx4="http://schemas.microsoft.com/office/drawing/2016/5/10/chartex" xmlns:cx5="http://schemas.microsoft.com/office/drawing/2016/5/11/chartex" xmlns:cx6="http://schemas.microsoft.com/office/drawing/2016/5/12/chartex" xmlns:cx7="http://schemas.microsoft.com/office/drawing/2016/5/13/chartex" xmlns:cx8="http://schemas.microsoft.com/office/drawing/2016/5/14/chartex" xmlns:mc="http://schemas.openxmlformats.org/markup-compatibility/2006" xmlns:aink="http://schemas.microsoft.com/office/drawing/2016/ink" xmlns:am3d="http://schemas.microsoft.com/office/drawing/2017/model3d" xmlns:o="urn:schemas-microsoft-com:office:office" xmlns:oel="http://schemas.microsoft.com/office/2019/extlst" xmlns:r="http://schemas.openxmlformats.org/officeDocument/2006/relationships" xmlns:m="http://schemas.openxmlformats.org/officeDocument/2006/math" xmlns:v="urn:schemas-microsoft-com:vml" xmlns:wp14="http://schemas.microsoft.com/office/word/2010/wordprocessingDrawing" xmlns:wp="http://schemas.openxmlformats.org/drawingml/2006/wordprocessingDrawing" xmlns:w10="urn:schemas-microsoft-com:office:word" xmlns:w="http://schemas.openxmlformats.org/wordprocessingml/2006/main" xmlns:w14="http://schemas.microsoft.com/office/word/2010/wordml" xmlns:w15="http://schemas.microsoft.com/office/word/2012/wordml" xmlns:w16cex="http://schemas.microsoft.com/office/word/2018/wordml/cex" xmlns:w16cid="http://schemas.microsoft.com/office/word/2016/wordml/cid" xmlns:w16="http://schemas.microsoft.com/office/word/2018/wordml" xmlns:w16du="http://schemas.microsoft.com/office/word/2023/wordml/word16du" xmlns:w16sdtdh="http://schemas.microsoft.com/office/word/2020/wordml/sdtdatahash" xmlns:w16se="http://schemas.microsoft.com/office/word/2015/wordml/symex" xmlns:wpg="http://schemas.microsoft.com/office/word/2010/wordprocessingGroup" xmlns:wpi="http://schemas.microsoft.com/office/word/2010/wordprocessingInk" xmlns:wne="http://schemas.microsoft.com/office/word/2006/wordml" xmlns:wps="http://schemas.microsoft.com/office/word/2010/wordprocessingShape" mc:Ignorable="w14 w15 w16se w16cid w16 w16cex w16sdtdh w16du wp14">
+<w:endnotes xmlns:wpc="http://schemas.microsoft.com/office/word/2010/wordprocessingCanvas" xmlns:cx="http://schemas.microsoft.com/office/drawing/2014/chartex" xmlns:cx1="http://schemas.microsoft.com/office/drawing/2015/9/8/chartex" xmlns:cx2="http://schemas.microsoft.com/office/drawing/2015/10/21/chartex" xmlns:cx3="http://schemas.microsoft.com/office/drawing/2016/5/9/chartex" xmlns:cx4="http://schemas.microsoft.com/office/drawing/2016/5/10/chartex" xmlns:cx5="http://schemas.microsoft.com/office/drawing/2016/5/11/chartex" xmlns:cx6="http://schemas.microsoft.com/office/drawing/2016/5/12/chartex" xmlns:cx7="http://schemas.microsoft.com/office/drawing/2016/5/13/chartex" xmlns:cx8="http://schemas.microsoft.com/office/drawing/2016/5/14/chartex" xmlns:mc="http://schemas.openxmlformats.org/markup-compatibility/2006" xmlns:aink="http://schemas.microsoft.com/office/drawing/2016/ink" xmlns:am3d="http://schemas.microsoft.com/office/drawing/2017/model3d" xmlns:o="urn:schemas-microsoft-com:office:office" xmlns:oel="http://schemas.microsoft.com/office/2019/extlst" xmlns:r="http://schemas.openxmlformats.org/officeDocument/2006/relationships" xmlns:m="http://schemas.openxmlformats.org/officeDocument/2006/math" xmlns:v="urn:schemas-microsoft-com:vml" xmlns:wp14="http://schemas.microsoft.com/office/word/2010/wordprocessingDrawing" xmlns:wp="http://schemas.openxmlformats.org/drawingml/2006/wordprocessingDrawing" xmlns:w10="urn:schemas-microsoft-com:office:word" xmlns:w="http://schemas.openxmlformats.org/wordprocessingml/2006/main" xmlns:w14="http://schemas.microsoft.com/office/word/2010/wordml" xmlns:w15="http://schemas.microsoft.com/office/word/2012/wordml" xmlns:w16cex="http://schemas.microsoft.com/office/word/2018/wordml/cex" xmlns:w16cid="http://schemas.microsoft.com/office/word/2016/wordml/cid" xmlns:w16="http://schemas.microsoft.com/office/word/2018/wordml" xmlns:w16du="http://schemas.microsoft.com/office/word/2023/wordml/word16du" xmlns:w16sdtdh="http://schemas.microsoft.com/office/word/2020/wordml/sdtdatahash" xmlns:w16sdtfl="http://schemas.microsoft.com/office/word/2024/wordml/sdtformatlock" xmlns:w16se="http://schemas.microsoft.com/office/word/2015/wordml/symex" xmlns:wpg="http://schemas.microsoft.com/office/word/2010/wordprocessingGroup" xmlns:wpi="http://schemas.microsoft.com/office/word/2010/wordprocessingInk" xmlns:wne="http://schemas.microsoft.com/office/word/2006/wordml" xmlns:wps="http://schemas.microsoft.com/office/word/2010/wordprocessingShape" mc:Ignorable="w14 w15 w16se w16cid w16 w16cex w16sdtdh w16sdtfl w16du wp14">
   <w:endnote w:type="separator" w:id="-1">
     <w:p>
       <w:pPr>
@@ -26877,7 +26448,7 @@
 </file>
 
 <file path=word/footer1.xml><?xml version="1.0" encoding="utf-8"?>
-<w:ftr xmlns:wpc="http://schemas.microsoft.com/office/word/2010/wordprocessingCanvas" xmlns:cx="http://schemas.microsoft.com/office/drawing/2014/chartex" xmlns:cx1="http://schemas.microsoft.com/office/drawing/2015/9/8/chartex" xmlns:cx2="http://schemas.microsoft.com/office/drawing/2015/10/21/chartex" xmlns:cx3="http://schemas.microsoft.com/office/drawing/2016/5/9/chartex" xmlns:cx4="http://schemas.microsoft.com/office/drawing/2016/5/10/chartex" xmlns:cx5="http://schemas.microsoft.com/office/drawing/2016/5/11/chartex" xmlns:cx6="http://schemas.microsoft.com/office/drawing/2016/5/12/chartex" xmlns:cx7="http://schemas.microsoft.com/office/drawing/2016/5/13/chartex" xmlns:cx8="http://schemas.microsoft.com/office/drawing/2016/5/14/chartex" xmlns:mc="http://schemas.openxmlformats.org/markup-compatibility/2006" xmlns:aink="http://schemas.microsoft.com/office/drawing/2016/ink" xmlns:am3d="http://schemas.microsoft.com/office/drawing/2017/model3d" xmlns:o="urn:schemas-microsoft-com:office:office" xmlns:oel="http://schemas.microsoft.com/office/2019/extlst" xmlns:r="http://schemas.openxmlformats.org/officeDocument/2006/relationships" xmlns:m="http://schemas.openxmlformats.org/officeDocument/2006/math" xmlns:v="urn:schemas-microsoft-com:vml" xmlns:wp14="http://schemas.microsoft.com/office/word/2010/wordprocessingDrawing" xmlns:wp="http://schemas.openxmlformats.org/drawingml/2006/wordprocessingDrawing" xmlns:w10="urn:schemas-microsoft-com:office:word" xmlns:w="http://schemas.openxmlformats.org/wordprocessingml/2006/main" xmlns:w14="http://schemas.microsoft.com/office/word/2010/wordml" xmlns:w15="http://schemas.microsoft.com/office/word/2012/wordml" xmlns:w16cex="http://schemas.microsoft.com/office/word/2018/wordml/cex" xmlns:w16cid="http://schemas.microsoft.com/office/word/2016/wordml/cid" xmlns:w16="http://schemas.microsoft.com/office/word/2018/wordml" xmlns:w16du="http://schemas.microsoft.com/office/word/2023/wordml/word16du" xmlns:w16sdtdh="http://schemas.microsoft.com/office/word/2020/wordml/sdtdatahash" xmlns:w16se="http://schemas.microsoft.com/office/word/2015/wordml/symex" xmlns:wpg="http://schemas.microsoft.com/office/word/2010/wordprocessingGroup" xmlns:wpi="http://schemas.microsoft.com/office/word/2010/wordprocessingInk" xmlns:wne="http://schemas.microsoft.com/office/word/2006/wordml" xmlns:wps="http://schemas.microsoft.com/office/word/2010/wordprocessingShape" mc:Ignorable="w14 w15 w16se w16cid w16 w16cex w16sdtdh w16du wp14">
+<w:ftr xmlns:wpc="http://schemas.microsoft.com/office/word/2010/wordprocessingCanvas" xmlns:cx="http://schemas.microsoft.com/office/drawing/2014/chartex" xmlns:cx1="http://schemas.microsoft.com/office/drawing/2015/9/8/chartex" xmlns:cx2="http://schemas.microsoft.com/office/drawing/2015/10/21/chartex" xmlns:cx3="http://schemas.microsoft.com/office/drawing/2016/5/9/chartex" xmlns:cx4="http://schemas.microsoft.com/office/drawing/2016/5/10/chartex" xmlns:cx5="http://schemas.microsoft.com/office/drawing/2016/5/11/chartex" xmlns:cx6="http://schemas.microsoft.com/office/drawing/2016/5/12/chartex" xmlns:cx7="http://schemas.microsoft.com/office/drawing/2016/5/13/chartex" xmlns:cx8="http://schemas.microsoft.com/office/drawing/2016/5/14/chartex" xmlns:mc="http://schemas.openxmlformats.org/markup-compatibility/2006" xmlns:aink="http://schemas.microsoft.com/office/drawing/2016/ink" xmlns:am3d="http://schemas.microsoft.com/office/drawing/2017/model3d" xmlns:o="urn:schemas-microsoft-com:office:office" xmlns:oel="http://schemas.microsoft.com/office/2019/extlst" xmlns:r="http://schemas.openxmlformats.org/officeDocument/2006/relationships" xmlns:m="http://schemas.openxmlformats.org/officeDocument/2006/math" xmlns:v="urn:schemas-microsoft-com:vml" xmlns:wp14="http://schemas.microsoft.com/office/word/2010/wordprocessingDrawing" xmlns:wp="http://schemas.openxmlformats.org/drawingml/2006/wordprocessingDrawing" xmlns:w10="urn:schemas-microsoft-com:office:word" xmlns:w="http://schemas.openxmlformats.org/wordprocessingml/2006/main" xmlns:w14="http://schemas.microsoft.com/office/word/2010/wordml" xmlns:w15="http://schemas.microsoft.com/office/word/2012/wordml" xmlns:w16cex="http://schemas.microsoft.com/office/word/2018/wordml/cex" xmlns:w16cid="http://schemas.microsoft.com/office/word/2016/wordml/cid" xmlns:w16="http://schemas.microsoft.com/office/word/2018/wordml" xmlns:w16du="http://schemas.microsoft.com/office/word/2023/wordml/word16du" xmlns:w16sdtdh="http://schemas.microsoft.com/office/word/2020/wordml/sdtdatahash" xmlns:w16sdtfl="http://schemas.microsoft.com/office/word/2024/wordml/sdtformatlock" xmlns:w16se="http://schemas.microsoft.com/office/word/2015/wordml/symex" xmlns:wpg="http://schemas.microsoft.com/office/word/2010/wordprocessingGroup" xmlns:wpi="http://schemas.microsoft.com/office/word/2010/wordprocessingInk" xmlns:wne="http://schemas.microsoft.com/office/word/2006/wordml" xmlns:wps="http://schemas.microsoft.com/office/word/2010/wordprocessingShape" mc:Ignorable="w14 w15 w16se w16cid w16 w16cex w16sdtdh w16sdtfl w16du wp14">
   <w:p>
     <w:pPr>
       <w:pStyle w:val="Piedepgina"/>
@@ -27342,7 +26913,7 @@
 </file>
 
 <file path=word/footnotes.xml><?xml version="1.0" encoding="utf-8"?>
-<w:footnotes xmlns:wpc="http://schemas.microsoft.com/office/word/2010/wordprocessingCanvas" xmlns:cx="http://schemas.microsoft.com/office/drawing/2014/chartex" xmlns:cx1="http://schemas.microsoft.com/office/drawing/2015/9/8/chartex" xmlns:cx2="http://schemas.microsoft.com/office/drawing/2015/10/21/chartex" xmlns:cx3="http://schemas.microsoft.com/office/drawing/2016/5/9/chartex" xmlns:cx4="http://schemas.microsoft.com/office/drawing/2016/5/10/chartex" xmlns:cx5="http://schemas.microsoft.com/office/drawing/2016/5/11/chartex" xmlns:cx6="http://schemas.microsoft.com/office/drawing/2016/5/12/chartex" xmlns:cx7="http://schemas.microsoft.com/office/drawing/2016/5/13/chartex" xmlns:cx8="http://schemas.microsoft.com/office/drawing/2016/5/14/chartex" xmlns:mc="http://schemas.openxmlformats.org/markup-compatibility/2006" xmlns:aink="http://schemas.microsoft.com/office/drawing/2016/ink" xmlns:am3d="http://schemas.microsoft.com/office/drawing/2017/model3d" xmlns:o="urn:schemas-microsoft-com:office:office" xmlns:oel="http://schemas.microsoft.com/office/2019/extlst" xmlns:r="http://schemas.openxmlformats.org/officeDocument/2006/relationships" xmlns:m="http://schemas.openxmlformats.org/officeDocument/2006/math" xmlns:v="urn:schemas-microsoft-com:vml" xmlns:wp14="http://schemas.microsoft.com/office/word/2010/wordprocessingDrawing" xmlns:wp="http://schemas.openxmlformats.org/drawingml/2006/wordprocessingDrawing" xmlns:w10="urn:schemas-microsoft-com:office:word" xmlns:w="http://schemas.openxmlformats.org/wordprocessingml/2006/main" xmlns:w14="http://schemas.microsoft.com/office/word/2010/wordml" xmlns:w15="http://schemas.microsoft.com/office/word/2012/wordml" xmlns:w16cex="http://schemas.microsoft.com/office/word/2018/wordml/cex" xmlns:w16cid="http://schemas.microsoft.com/office/word/2016/wordml/cid" xmlns:w16="http://schemas.microsoft.com/office/word/2018/wordml" xmlns:w16du="http://schemas.microsoft.com/office/word/2023/wordml/word16du" xmlns:w16sdtdh="http://schemas.microsoft.com/office/word/2020/wordml/sdtdatahash" xmlns:w16se="http://schemas.microsoft.com/office/word/2015/wordml/symex" xmlns:wpg="http://schemas.microsoft.com/office/word/2010/wordprocessingGroup" xmlns:wpi="http://schemas.microsoft.com/office/word/2010/wordprocessingInk" xmlns:wne="http://schemas.microsoft.com/office/word/2006/wordml" xmlns:wps="http://schemas.microsoft.com/office/word/2010/wordprocessingShape" mc:Ignorable="w14 w15 w16se w16cid w16 w16cex w16sdtdh w16du wp14">
+<w:footnotes xmlns:wpc="http://schemas.microsoft.com/office/word/2010/wordprocessingCanvas" xmlns:cx="http://schemas.microsoft.com/office/drawing/2014/chartex" xmlns:cx1="http://schemas.microsoft.com/office/drawing/2015/9/8/chartex" xmlns:cx2="http://schemas.microsoft.com/office/drawing/2015/10/21/chartex" xmlns:cx3="http://schemas.microsoft.com/office/drawing/2016/5/9/chartex" xmlns:cx4="http://schemas.microsoft.com/office/drawing/2016/5/10/chartex" xmlns:cx5="http://schemas.microsoft.com/office/drawing/2016/5/11/chartex" xmlns:cx6="http://schemas.microsoft.com/office/drawing/2016/5/12/chartex" xmlns:cx7="http://schemas.microsoft.com/office/drawing/2016/5/13/chartex" xmlns:cx8="http://schemas.microsoft.com/office/drawing/2016/5/14/chartex" xmlns:mc="http://schemas.openxmlformats.org/markup-compatibility/2006" xmlns:aink="http://schemas.microsoft.com/office/drawing/2016/ink" xmlns:am3d="http://schemas.microsoft.com/office/drawing/2017/model3d" xmlns:o="urn:schemas-microsoft-com:office:office" xmlns:oel="http://schemas.microsoft.com/office/2019/extlst" xmlns:r="http://schemas.openxmlformats.org/officeDocument/2006/relationships" xmlns:m="http://schemas.openxmlformats.org/officeDocument/2006/math" xmlns:v="urn:schemas-microsoft-com:vml" xmlns:wp14="http://schemas.microsoft.com/office/word/2010/wordprocessingDrawing" xmlns:wp="http://schemas.openxmlformats.org/drawingml/2006/wordprocessingDrawing" xmlns:w10="urn:schemas-microsoft-com:office:word" xmlns:w="http://schemas.openxmlformats.org/wordprocessingml/2006/main" xmlns:w14="http://schemas.microsoft.com/office/word/2010/wordml" xmlns:w15="http://schemas.microsoft.com/office/word/2012/wordml" xmlns:w16cex="http://schemas.microsoft.com/office/word/2018/wordml/cex" xmlns:w16cid="http://schemas.microsoft.com/office/word/2016/wordml/cid" xmlns:w16="http://schemas.microsoft.com/office/word/2018/wordml" xmlns:w16du="http://schemas.microsoft.com/office/word/2023/wordml/word16du" xmlns:w16sdtdh="http://schemas.microsoft.com/office/word/2020/wordml/sdtdatahash" xmlns:w16sdtfl="http://schemas.microsoft.com/office/word/2024/wordml/sdtformatlock" xmlns:w16se="http://schemas.microsoft.com/office/word/2015/wordml/symex" xmlns:wpg="http://schemas.microsoft.com/office/word/2010/wordprocessingGroup" xmlns:wpi="http://schemas.microsoft.com/office/word/2010/wordprocessingInk" xmlns:wne="http://schemas.microsoft.com/office/word/2006/wordml" xmlns:wps="http://schemas.microsoft.com/office/word/2010/wordprocessingShape" mc:Ignorable="w14 w15 w16se w16cid w16 w16cex w16sdtdh w16sdtfl w16du wp14">
   <w:footnote w:type="separator" w:id="-1">
     <w:p>
       <w:pPr>
@@ -27367,7 +26938,7 @@
 </file>
 
 <file path=word/header1.xml><?xml version="1.0" encoding="utf-8"?>
-<w:hdr xmlns:wpc="http://schemas.microsoft.com/office/word/2010/wordprocessingCanvas" xmlns:cx="http://schemas.microsoft.com/office/drawing/2014/chartex" xmlns:cx1="http://schemas.microsoft.com/office/drawing/2015/9/8/chartex" xmlns:cx2="http://schemas.microsoft.com/office/drawing/2015/10/21/chartex" xmlns:cx3="http://schemas.microsoft.com/office/drawing/2016/5/9/chartex" xmlns:cx4="http://schemas.microsoft.com/office/drawing/2016/5/10/chartex" xmlns:cx5="http://schemas.microsoft.com/office/drawing/2016/5/11/chartex" xmlns:cx6="http://schemas.microsoft.com/office/drawing/2016/5/12/chartex" xmlns:cx7="http://schemas.microsoft.com/office/drawing/2016/5/13/chartex" xmlns:cx8="http://schemas.microsoft.com/office/drawing/2016/5/14/chartex" xmlns:mc="http://schemas.openxmlformats.org/markup-compatibility/2006" xmlns:aink="http://schemas.microsoft.com/office/drawing/2016/ink" xmlns:am3d="http://schemas.microsoft.com/office/drawing/2017/model3d" xmlns:o="urn:schemas-microsoft-com:office:office" xmlns:oel="http://schemas.microsoft.com/office/2019/extlst" xmlns:r="http://schemas.openxmlformats.org/officeDocument/2006/relationships" xmlns:m="http://schemas.openxmlformats.org/officeDocument/2006/math" xmlns:v="urn:schemas-microsoft-com:vml" xmlns:wp14="http://schemas.microsoft.com/office/word/2010/wordprocessingDrawing" xmlns:wp="http://schemas.openxmlformats.org/drawingml/2006/wordprocessingDrawing" xmlns:w10="urn:schemas-microsoft-com:office:word" xmlns:w="http://schemas.openxmlformats.org/wordprocessingml/2006/main" xmlns:w14="http://schemas.microsoft.com/office/word/2010/wordml" xmlns:w15="http://schemas.microsoft.com/office/word/2012/wordml" xmlns:w16cex="http://schemas.microsoft.com/office/word/2018/wordml/cex" xmlns:w16cid="http://schemas.microsoft.com/office/word/2016/wordml/cid" xmlns:w16="http://schemas.microsoft.com/office/word/2018/wordml" xmlns:w16du="http://schemas.microsoft.com/office/word/2023/wordml/word16du" xmlns:w16sdtdh="http://schemas.microsoft.com/office/word/2020/wordml/sdtdatahash" xmlns:w16se="http://schemas.microsoft.com/office/word/2015/wordml/symex" xmlns:wpg="http://schemas.microsoft.com/office/word/2010/wordprocessingGroup" xmlns:wpi="http://schemas.microsoft.com/office/word/2010/wordprocessingInk" xmlns:wne="http://schemas.microsoft.com/office/word/2006/wordml" xmlns:wps="http://schemas.microsoft.com/office/word/2010/wordprocessingShape" mc:Ignorable="w14 w15 w16se w16cid w16 w16cex w16sdtdh w16du wp14">
+<w:hdr xmlns:wpc="http://schemas.microsoft.com/office/word/2010/wordprocessingCanvas" xmlns:cx="http://schemas.microsoft.com/office/drawing/2014/chartex" xmlns:cx1="http://schemas.microsoft.com/office/drawing/2015/9/8/chartex" xmlns:cx2="http://schemas.microsoft.com/office/drawing/2015/10/21/chartex" xmlns:cx3="http://schemas.microsoft.com/office/drawing/2016/5/9/chartex" xmlns:cx4="http://schemas.microsoft.com/office/drawing/2016/5/10/chartex" xmlns:cx5="http://schemas.microsoft.com/office/drawing/2016/5/11/chartex" xmlns:cx6="http://schemas.microsoft.com/office/drawing/2016/5/12/chartex" xmlns:cx7="http://schemas.microsoft.com/office/drawing/2016/5/13/chartex" xmlns:cx8="http://schemas.microsoft.com/office/drawing/2016/5/14/chartex" xmlns:mc="http://schemas.openxmlformats.org/markup-compatibility/2006" xmlns:aink="http://schemas.microsoft.com/office/drawing/2016/ink" xmlns:am3d="http://schemas.microsoft.com/office/drawing/2017/model3d" xmlns:o="urn:schemas-microsoft-com:office:office" xmlns:oel="http://schemas.microsoft.com/office/2019/extlst" xmlns:r="http://schemas.openxmlformats.org/officeDocument/2006/relationships" xmlns:m="http://schemas.openxmlformats.org/officeDocument/2006/math" xmlns:v="urn:schemas-microsoft-com:vml" xmlns:wp14="http://schemas.microsoft.com/office/word/2010/wordprocessingDrawing" xmlns:wp="http://schemas.openxmlformats.org/drawingml/2006/wordprocessingDrawing" xmlns:w10="urn:schemas-microsoft-com:office:word" xmlns:w="http://schemas.openxmlformats.org/wordprocessingml/2006/main" xmlns:w14="http://schemas.microsoft.com/office/word/2010/wordml" xmlns:w15="http://schemas.microsoft.com/office/word/2012/wordml" xmlns:w16cex="http://schemas.microsoft.com/office/word/2018/wordml/cex" xmlns:w16cid="http://schemas.microsoft.com/office/word/2016/wordml/cid" xmlns:w16="http://schemas.microsoft.com/office/word/2018/wordml" xmlns:w16du="http://schemas.microsoft.com/office/word/2023/wordml/word16du" xmlns:w16sdtdh="http://schemas.microsoft.com/office/word/2020/wordml/sdtdatahash" xmlns:w16sdtfl="http://schemas.microsoft.com/office/word/2024/wordml/sdtformatlock" xmlns:w16se="http://schemas.microsoft.com/office/word/2015/wordml/symex" xmlns:wpg="http://schemas.microsoft.com/office/word/2010/wordprocessingGroup" xmlns:wpi="http://schemas.microsoft.com/office/word/2010/wordprocessingInk" xmlns:wne="http://schemas.microsoft.com/office/word/2006/wordml" xmlns:wps="http://schemas.microsoft.com/office/word/2010/wordprocessingShape" mc:Ignorable="w14 w15 w16se w16cid w16 w16cex w16sdtdh w16sdtfl w16du wp14">
   <w:tbl>
     <w:tblPr>
       <w:tblStyle w:val="Tablaconcuadrcula"/>
@@ -27657,7 +27228,7 @@
 </file>
 
 <file path=word/numbering.xml><?xml version="1.0" encoding="utf-8"?>
-<w:numbering xmlns:wpc="http://schemas.microsoft.com/office/word/2010/wordprocessingCanvas" xmlns:cx="http://schemas.microsoft.com/office/drawing/2014/chartex" xmlns:cx1="http://schemas.microsoft.com/office/drawing/2015/9/8/chartex" xmlns:cx2="http://schemas.microsoft.com/office/drawing/2015/10/21/chartex" xmlns:cx3="http://schemas.microsoft.com/office/drawing/2016/5/9/chartex" xmlns:cx4="http://schemas.microsoft.com/office/drawing/2016/5/10/chartex" xmlns:cx5="http://schemas.microsoft.com/office/drawing/2016/5/11/chartex" xmlns:cx6="http://schemas.microsoft.com/office/drawing/2016/5/12/chartex" xmlns:cx7="http://schemas.microsoft.com/office/drawing/2016/5/13/chartex" xmlns:cx8="http://schemas.microsoft.com/office/drawing/2016/5/14/chartex" xmlns:mc="http://schemas.openxmlformats.org/markup-compatibility/2006" xmlns:aink="http://schemas.microsoft.com/office/drawing/2016/ink" xmlns:am3d="http://schemas.microsoft.com/office/drawing/2017/model3d" xmlns:o="urn:schemas-microsoft-com:office:office" xmlns:oel="http://schemas.microsoft.com/office/2019/extlst" xmlns:r="http://schemas.openxmlformats.org/officeDocument/2006/relationships" xmlns:m="http://schemas.openxmlformats.org/officeDocument/2006/math" xmlns:v="urn:schemas-microsoft-com:vml" xmlns:wp14="http://schemas.microsoft.com/office/word/2010/wordprocessingDrawing" xmlns:wp="http://schemas.openxmlformats.org/drawingml/2006/wordprocessingDrawing" xmlns:w10="urn:schemas-microsoft-com:office:word" xmlns:w="http://schemas.openxmlformats.org/wordprocessingml/2006/main" xmlns:w14="http://schemas.microsoft.com/office/word/2010/wordml" xmlns:w15="http://schemas.microsoft.com/office/word/2012/wordml" xmlns:w16cex="http://schemas.microsoft.com/office/word/2018/wordml/cex" xmlns:w16cid="http://schemas.microsoft.com/office/word/2016/wordml/cid" xmlns:w16="http://schemas.microsoft.com/office/word/2018/wordml" xmlns:w16du="http://schemas.microsoft.com/office/word/2023/wordml/word16du" xmlns:w16sdtdh="http://schemas.microsoft.com/office/word/2020/wordml/sdtdatahash" xmlns:w16se="http://schemas.microsoft.com/office/word/2015/wordml/symex" xmlns:wpg="http://schemas.microsoft.com/office/word/2010/wordprocessingGroup" xmlns:wpi="http://schemas.microsoft.com/office/word/2010/wordprocessingInk" xmlns:wne="http://schemas.microsoft.com/office/word/2006/wordml" xmlns:wps="http://schemas.microsoft.com/office/word/2010/wordprocessingShape" mc:Ignorable="w14 w15 w16se w16cid w16 w16cex w16sdtdh w16du wp14">
+<w:numbering xmlns:wpc="http://schemas.microsoft.com/office/word/2010/wordprocessingCanvas" xmlns:cx="http://schemas.microsoft.com/office/drawing/2014/chartex" xmlns:cx1="http://schemas.microsoft.com/office/drawing/2015/9/8/chartex" xmlns:cx2="http://schemas.microsoft.com/office/drawing/2015/10/21/chartex" xmlns:cx3="http://schemas.microsoft.com/office/drawing/2016/5/9/chartex" xmlns:cx4="http://schemas.microsoft.com/office/drawing/2016/5/10/chartex" xmlns:cx5="http://schemas.microsoft.com/office/drawing/2016/5/11/chartex" xmlns:cx6="http://schemas.microsoft.com/office/drawing/2016/5/12/chartex" xmlns:cx7="http://schemas.microsoft.com/office/drawing/2016/5/13/chartex" xmlns:cx8="http://schemas.microsoft.com/office/drawing/2016/5/14/chartex" xmlns:mc="http://schemas.openxmlformats.org/markup-compatibility/2006" xmlns:aink="http://schemas.microsoft.com/office/drawing/2016/ink" xmlns:am3d="http://schemas.microsoft.com/office/drawing/2017/model3d" xmlns:o="urn:schemas-microsoft-com:office:office" xmlns:oel="http://schemas.microsoft.com/office/2019/extlst" xmlns:r="http://schemas.openxmlformats.org/officeDocument/2006/relationships" xmlns:m="http://schemas.openxmlformats.org/officeDocument/2006/math" xmlns:v="urn:schemas-microsoft-com:vml" xmlns:wp14="http://schemas.microsoft.com/office/word/2010/wordprocessingDrawing" xmlns:wp="http://schemas.openxmlformats.org/drawingml/2006/wordprocessingDrawing" xmlns:w10="urn:schemas-microsoft-com:office:word" xmlns:w="http://schemas.openxmlformats.org/wordprocessingml/2006/main" xmlns:w14="http://schemas.microsoft.com/office/word/2010/wordml" xmlns:w15="http://schemas.microsoft.com/office/word/2012/wordml" xmlns:w16cex="http://schemas.microsoft.com/office/word/2018/wordml/cex" xmlns:w16cid="http://schemas.microsoft.com/office/word/2016/wordml/cid" xmlns:w16="http://schemas.microsoft.com/office/word/2018/wordml" xmlns:w16du="http://schemas.microsoft.com/office/word/2023/wordml/word16du" xmlns:w16sdtdh="http://schemas.microsoft.com/office/word/2020/wordml/sdtdatahash" xmlns:w16sdtfl="http://schemas.microsoft.com/office/word/2024/wordml/sdtformatlock" xmlns:w16se="http://schemas.microsoft.com/office/word/2015/wordml/symex" xmlns:wpg="http://schemas.microsoft.com/office/word/2010/wordprocessingGroup" xmlns:wpi="http://schemas.microsoft.com/office/word/2010/wordprocessingInk" xmlns:wne="http://schemas.microsoft.com/office/word/2006/wordml" xmlns:wps="http://schemas.microsoft.com/office/word/2010/wordprocessingShape" mc:Ignorable="w14 w15 w16se w16cid w16 w16cex w16sdtdh w16sdtfl w16du wp14">
   <w:abstractNum w:abstractNumId="0" w15:restartNumberingAfterBreak="0">
     <w:nsid w:val="05A65B82"/>
     <w:multiLevelType w:val="hybridMultilevel"/>
@@ -31639,7 +31210,7 @@
 </file>
 
 <file path=word/styles.xml><?xml version="1.0" encoding="utf-8"?>
-<w:styles xmlns:mc="http://schemas.openxmlformats.org/markup-compatibility/2006" xmlns:r="http://schemas.openxmlformats.org/officeDocument/2006/relationships" xmlns:w="http://schemas.openxmlformats.org/wordprocessingml/2006/main" xmlns:w14="http://schemas.microsoft.com/office/word/2010/wordml" xmlns:w15="http://schemas.microsoft.com/office/word/2012/wordml" xmlns:w16cex="http://schemas.microsoft.com/office/word/2018/wordml/cex" xmlns:w16cid="http://schemas.microsoft.com/office/word/2016/wordml/cid" xmlns:w16="http://schemas.microsoft.com/office/word/2018/wordml" xmlns:w16du="http://schemas.microsoft.com/office/word/2023/wordml/word16du" xmlns:w16sdtdh="http://schemas.microsoft.com/office/word/2020/wordml/sdtdatahash" xmlns:w16se="http://schemas.microsoft.com/office/word/2015/wordml/symex" mc:Ignorable="w14 w15 w16se w16cid w16 w16cex w16sdtdh w16du">
+<w:styles xmlns:mc="http://schemas.openxmlformats.org/markup-compatibility/2006" xmlns:r="http://schemas.openxmlformats.org/officeDocument/2006/relationships" xmlns:w="http://schemas.openxmlformats.org/wordprocessingml/2006/main" xmlns:w14="http://schemas.microsoft.com/office/word/2010/wordml" xmlns:w15="http://schemas.microsoft.com/office/word/2012/wordml" xmlns:w16cex="http://schemas.microsoft.com/office/word/2018/wordml/cex" xmlns:w16cid="http://schemas.microsoft.com/office/word/2016/wordml/cid" xmlns:w16="http://schemas.microsoft.com/office/word/2018/wordml" xmlns:w16du="http://schemas.microsoft.com/office/word/2023/wordml/word16du" xmlns:w16sdtdh="http://schemas.microsoft.com/office/word/2020/wordml/sdtdatahash" xmlns:w16sdtfl="http://schemas.microsoft.com/office/word/2024/wordml/sdtformatlock" xmlns:w16se="http://schemas.microsoft.com/office/word/2015/wordml/symex" mc:Ignorable="w14 w15 w16se w16cid w16 w16cex w16sdtdh w16sdtfl w16du">
   <w:docDefaults>
     <w:rPrDefault>
       <w:rPr>
@@ -32657,7 +32228,7 @@
       </w:tblBorders>
     </w:tblPr>
   </w:style>
-  <w:style w:type="character" w:styleId="Textoennegrita">
+  <w:style w:type="character" w:styleId="Fuerte">
     <w:name w:val="Strong"/>
     <w:basedOn w:val="Fuentedeprrafopredeter"/>
     <w:uiPriority w:val="22"/>
